--- a/秋招/宋宇杰简历-自动驾驶算法.docx
+++ b/秋招/宋宇杰简历-自动驾驶算法.docx
@@ -1,6 +1,6 @@
 
 <file path=word/document.xml><?xml version="1.0" encoding="utf-8"?>
-<w:document xmlns:wpc="http://schemas.microsoft.com/office/word/2010/wordprocessingCanvas" xmlns:cx="http://schemas.microsoft.com/office/drawing/2014/chartex" xmlns:cx1="http://schemas.microsoft.com/office/drawing/2015/9/8/chartex" xmlns:cx2="http://schemas.microsoft.com/office/drawing/2015/10/21/chartex" xmlns:cx3="http://schemas.microsoft.com/office/drawing/2016/5/9/chartex" xmlns:cx4="http://schemas.microsoft.com/office/drawing/2016/5/10/chartex" xmlns:cx5="http://schemas.microsoft.com/office/drawing/2016/5/11/chartex" xmlns:cx6="http://schemas.microsoft.com/office/drawing/2016/5/12/chartex" xmlns:cx7="http://schemas.microsoft.com/office/drawing/2016/5/13/chartex" xmlns:cx8="http://schemas.microsoft.com/office/drawing/2016/5/14/chartex" xmlns:mc="http://schemas.openxmlformats.org/markup-compatibility/2006" xmlns:aink="http://schemas.microsoft.com/office/drawing/2016/ink" xmlns:am3d="http://schemas.microsoft.com/office/drawing/2017/model3d" xmlns:o="urn:schemas-microsoft-com:office:office" xmlns:oel="http://schemas.microsoft.com/office/2019/extlst" xmlns:r="http://schemas.openxmlformats.org/officeDocument/2006/relationships" xmlns:m="http://schemas.openxmlformats.org/officeDocument/2006/math" xmlns:v="urn:schemas-microsoft-com:vml" xmlns:wp14="http://schemas.microsoft.com/office/word/2010/wordprocessingDrawing" xmlns:wp="http://schemas.openxmlformats.org/drawingml/2006/wordprocessingDrawing" xmlns:w10="urn:schemas-microsoft-com:office:word" xmlns:w="http://schemas.openxmlformats.org/wordprocessingml/2006/main" xmlns:w14="http://schemas.microsoft.com/office/word/2010/wordml" xmlns:w15="http://schemas.microsoft.com/office/word/2012/wordml" xmlns:w16cex="http://schemas.microsoft.com/office/word/2018/wordml/cex" xmlns:w16cid="http://schemas.microsoft.com/office/word/2016/wordml/cid" xmlns:w16="http://schemas.microsoft.com/office/word/2018/wordml" xmlns:w16du="http://schemas.microsoft.com/office/word/2023/wordml/word16du" xmlns:w16sdtdh="http://schemas.microsoft.com/office/word/2020/wordml/sdtdatahash" xmlns:w16sdtfl="http://schemas.microsoft.com/office/word/2024/wordml/sdtformatlock" xmlns:w16se="http://schemas.microsoft.com/office/word/2015/wordml/symex" xmlns:wpg="http://schemas.microsoft.com/office/word/2010/wordprocessingGroup" xmlns:wpi="http://schemas.microsoft.com/office/word/2010/wordprocessingInk" xmlns:wne="http://schemas.microsoft.com/office/word/2006/wordml" xmlns:wps="http://schemas.microsoft.com/office/word/2010/wordprocessingShape" mc:Ignorable="w14 w15 w16se w16cid w16 w16cex w16sdtdh w16sdtfl w16du wp14">
+<w:document xmlns:wpc="http://schemas.microsoft.com/office/word/2010/wordprocessingCanvas" xmlns:cx="http://schemas.microsoft.com/office/drawing/2014/chartex" xmlns:cx1="http://schemas.microsoft.com/office/drawing/2015/9/8/chartex" xmlns:cx2="http://schemas.microsoft.com/office/drawing/2015/10/21/chartex" xmlns:cx3="http://schemas.microsoft.com/office/drawing/2016/5/9/chartex" xmlns:cx4="http://schemas.microsoft.com/office/drawing/2016/5/10/chartex" xmlns:cx5="http://schemas.microsoft.com/office/drawing/2016/5/11/chartex" xmlns:cx6="http://schemas.microsoft.com/office/drawing/2016/5/12/chartex" xmlns:cx7="http://schemas.microsoft.com/office/drawing/2016/5/13/chartex" xmlns:cx8="http://schemas.microsoft.com/office/drawing/2016/5/14/chartex" xmlns:mc="http://schemas.openxmlformats.org/markup-compatibility/2006" xmlns:m="http://schemas.openxmlformats.org/officeDocument/2006/math" xmlns:aink="http://schemas.microsoft.com/office/drawing/2016/ink" xmlns:am3d="http://schemas.microsoft.com/office/drawing/2017/model3d" xmlns:oel="http://schemas.microsoft.com/office/2019/extlst" xmlns:r="http://schemas.openxmlformats.org/officeDocument/2006/relationships" xmlns:wp14="http://schemas.microsoft.com/office/word/2010/wordprocessingDrawing" xmlns:wp="http://schemas.openxmlformats.org/drawingml/2006/wordprocessingDrawing" xmlns:wpg="http://schemas.microsoft.com/office/word/2010/wordprocessingGroup" xmlns:wpi="http://schemas.microsoft.com/office/word/2010/wordprocessingInk" xmlns:wps="http://schemas.microsoft.com/office/word/2010/wordprocessingShape" xmlns:o="urn:schemas-microsoft-com:office:office" xmlns:v="urn:schemas-microsoft-com:vml" xmlns:w10="urn:schemas-microsoft-com:office:word" xmlns:w="http://schemas.openxmlformats.org/wordprocessingml/2006/main" xmlns:w14="http://schemas.microsoft.com/office/word/2010/wordml" xmlns:w15="http://schemas.microsoft.com/office/word/2012/wordml" xmlns:w16cei="http://schemas.microsoft.com/office/word/2026/wordml/cei" xmlns:w16cex="http://schemas.microsoft.com/office/word/2018/wordml/cex" xmlns:w16cid="http://schemas.microsoft.com/office/word/2016/wordml/cid" xmlns:w16="http://schemas.microsoft.com/office/word/2018/wordml" xmlns:w16sdtdh="http://schemas.microsoft.com/office/word/2020/wordml/sdtdatahash" xmlns:w16sdtfl="http://schemas.microsoft.com/office/word/2024/wordml/sdtformatlock" xmlns:w16se="http://schemas.microsoft.com/office/word/2015/wordml/symex" xmlns:w16du="http://schemas.microsoft.com/office/word/2023/wordml/word16du" xmlns:wne="http://schemas.microsoft.com/office/word/2006/wordml" mc:Ignorable="w14 w15 w16se w16cid w16 w16cex w16sdtdh w16sdtfl w16du wp14">
   <w:body>
     <w:p>
       <w:pPr>
@@ -10,7 +10,7 @@
         <w:snapToGrid w:val="0"/>
         <w:jc w:val="left"/>
         <w:rPr>
-          <w:rFonts w:ascii="黑体" w:eastAsia="黑体" w:hAnsi="黑体" w:cs="Times New Roman" w:hint="eastAsia"/>
+          <w:rFonts w:ascii="黑体" w:eastAsia="黑体" w:hAnsi="黑体" w:cs="Times New Roman"/>
           <w:b/>
           <w:bCs/>
           <w:sz w:val="44"/>
@@ -119,7 +119,27 @@
           <w:sz w:val="44"/>
           <w:szCs w:val="56"/>
         </w:rPr>
-        <w:t xml:space="preserve">  </w:t>
+        <w:t xml:space="preserve"> </w:t>
+      </w:r>
+      <w:r>
+        <w:rPr>
+          <w:rFonts w:ascii="黑体" w:eastAsia="黑体" w:hAnsi="黑体" w:cs="Times New Roman" w:hint="eastAsia"/>
+          <w:b/>
+          <w:bCs/>
+          <w:sz w:val="44"/>
+          <w:szCs w:val="56"/>
+        </w:rPr>
+        <w:t xml:space="preserve">    </w:t>
+      </w:r>
+      <w:r>
+        <w:rPr>
+          <w:rFonts w:ascii="黑体" w:eastAsia="黑体" w:hAnsi="黑体" w:cs="Times New Roman" w:hint="eastAsia"/>
+          <w:b/>
+          <w:bCs/>
+          <w:sz w:val="44"/>
+          <w:szCs w:val="56"/>
+        </w:rPr>
+        <w:t xml:space="preserve"> </w:t>
       </w:r>
       <w:r>
         <w:rPr>
@@ -143,99 +163,79 @@
           <w:rFonts w:ascii="Times New Roman" w:hAnsi="Times New Roman" w:cs="Times New Roman"/>
           <w:b/>
           <w:bCs/>
-          <w:sz w:val="28"/>
-          <w:szCs w:val="28"/>
-        </w:rPr>
-      </w:pPr>
-      <w:r>
-        <w:rPr>
-          <w:rFonts w:ascii="Times New Roman" w:eastAsia="楷体" w:hAnsi="Times New Roman" w:cs="Times New Roman"/>
+          <w:sz w:val="24"/>
+          <w:szCs w:val="24"/>
+        </w:rPr>
+      </w:pPr>
+      <w:r>
+        <w:rPr>
+          <w:rFonts w:ascii="Times New Roman" w:eastAsia="楷体" w:hAnsi="Times New Roman" w:cs="Times New Roman" w:hint="eastAsia"/>
           <w:b/>
           <w:bCs/>
           <w:sz w:val="24"/>
           <w:szCs w:val="28"/>
         </w:rPr>
-        <w:t>Tel:(+86)</w:t>
-      </w:r>
-      <w:r>
-        <w:rPr>
-          <w:rFonts w:ascii="Times New Roman" w:eastAsia="楷体" w:hAnsi="Times New Roman" w:cs="Times New Roman" w:hint="eastAsia"/>
+        <w:t xml:space="preserve">   </w:t>
+      </w:r>
+      <w:r>
+        <w:rPr>
+          <w:rFonts w:ascii="Times New Roman" w:eastAsia="楷体" w:hAnsi="Times New Roman" w:cs="Times New Roman"/>
           <w:b/>
           <w:bCs/>
           <w:sz w:val="24"/>
-          <w:szCs w:val="28"/>
-        </w:rPr>
-        <w:t>153</w:t>
-      </w:r>
-      <w:r>
-        <w:rPr>
-          <w:rFonts w:ascii="Times New Roman" w:eastAsia="楷体" w:hAnsi="Times New Roman" w:cs="Times New Roman"/>
+          <w:szCs w:val="24"/>
+        </w:rPr>
+        <w:t>Tel:(+86)</w:t>
+      </w:r>
+      <w:r>
+        <w:rPr>
+          <w:rFonts w:ascii="Times New Roman" w:eastAsia="楷体" w:hAnsi="Times New Roman" w:cs="Times New Roman" w:hint="eastAsia"/>
           <w:b/>
           <w:bCs/>
           <w:sz w:val="24"/>
-          <w:szCs w:val="28"/>
-        </w:rPr>
-        <w:t>-</w:t>
-      </w:r>
-      <w:r>
-        <w:rPr>
-          <w:rFonts w:ascii="Times New Roman" w:eastAsia="楷体" w:hAnsi="Times New Roman" w:cs="Times New Roman" w:hint="eastAsia"/>
+          <w:szCs w:val="24"/>
+        </w:rPr>
+        <w:t>153</w:t>
+      </w:r>
+      <w:r>
+        <w:rPr>
+          <w:rFonts w:ascii="Times New Roman" w:eastAsia="楷体" w:hAnsi="Times New Roman" w:cs="Times New Roman"/>
           <w:b/>
           <w:bCs/>
           <w:sz w:val="24"/>
-          <w:szCs w:val="28"/>
-        </w:rPr>
-        <w:t>2873</w:t>
-      </w:r>
-      <w:r>
-        <w:rPr>
-          <w:rFonts w:ascii="Times New Roman" w:eastAsia="楷体" w:hAnsi="Times New Roman" w:cs="Times New Roman"/>
+          <w:szCs w:val="24"/>
+        </w:rPr>
+        <w:t>-</w:t>
+      </w:r>
+      <w:r>
+        <w:rPr>
+          <w:rFonts w:ascii="Times New Roman" w:eastAsia="楷体" w:hAnsi="Times New Roman" w:cs="Times New Roman" w:hint="eastAsia"/>
           <w:b/>
           <w:bCs/>
           <w:sz w:val="24"/>
-          <w:szCs w:val="28"/>
-        </w:rPr>
-        <w:t>-</w:t>
-      </w:r>
-      <w:r>
-        <w:rPr>
-          <w:rFonts w:ascii="Times New Roman" w:eastAsia="楷体" w:hAnsi="Times New Roman" w:cs="Times New Roman" w:hint="eastAsia"/>
+          <w:szCs w:val="24"/>
+        </w:rPr>
+        <w:t>2873</w:t>
+      </w:r>
+      <w:r>
+        <w:rPr>
+          <w:rFonts w:ascii="Times New Roman" w:eastAsia="楷体" w:hAnsi="Times New Roman" w:cs="Times New Roman"/>
           <w:b/>
           <w:bCs/>
           <w:sz w:val="24"/>
-          <w:szCs w:val="28"/>
-        </w:rPr>
-        <w:t>6285</w:t>
-      </w:r>
-      <w:r>
-        <w:rPr>
-          <w:rFonts w:ascii="Times New Roman" w:eastAsia="楷体" w:hAnsi="Times New Roman" w:cs="Times New Roman"/>
-          <w:b/>
-          <w:bCs/>
-          <w:sz w:val="32"/>
-          <w:szCs w:val="32"/>
-        </w:rPr>
-        <w:t xml:space="preserve"> </w:t>
+          <w:szCs w:val="24"/>
+        </w:rPr>
+        <w:t>-</w:t>
       </w:r>
       <w:r>
         <w:rPr>
           <w:rFonts w:ascii="Times New Roman" w:eastAsia="楷体" w:hAnsi="Times New Roman" w:cs="Times New Roman" w:hint="eastAsia"/>
-          <w:b/>
-          <w:bCs/>
-          <w:sz w:val="32"/>
-          <w:szCs w:val="32"/>
-        </w:rPr>
-        <w:t>|</w:t>
-      </w:r>
-      <w:r>
-        <w:rPr>
-          <w:rFonts w:ascii="Times New Roman" w:eastAsia="楷体" w:hAnsi="Times New Roman" w:cs="Times New Roman"/>
           <w:b/>
           <w:bCs/>
           <w:sz w:val="24"/>
-          <w:szCs w:val="28"/>
-        </w:rPr>
-        <w:t xml:space="preserve"> </w:t>
+          <w:szCs w:val="24"/>
+        </w:rPr>
+        <w:t>6285</w:t>
       </w:r>
       <w:r>
         <w:rPr>
@@ -243,7 +243,37 @@
           <w:b/>
           <w:bCs/>
           <w:sz w:val="24"/>
-          <w:szCs w:val="28"/>
+          <w:szCs w:val="24"/>
+        </w:rPr>
+        <w:t xml:space="preserve"> </w:t>
+      </w:r>
+      <w:r>
+        <w:rPr>
+          <w:rFonts w:ascii="Times New Roman" w:eastAsia="楷体" w:hAnsi="Times New Roman" w:cs="Times New Roman" w:hint="eastAsia"/>
+          <w:b/>
+          <w:bCs/>
+          <w:sz w:val="24"/>
+          <w:szCs w:val="24"/>
+        </w:rPr>
+        <w:t>|</w:t>
+      </w:r>
+      <w:r>
+        <w:rPr>
+          <w:rFonts w:ascii="Times New Roman" w:eastAsia="楷体" w:hAnsi="Times New Roman" w:cs="Times New Roman"/>
+          <w:b/>
+          <w:bCs/>
+          <w:sz w:val="24"/>
+          <w:szCs w:val="24"/>
+        </w:rPr>
+        <w:t xml:space="preserve"> </w:t>
+      </w:r>
+      <w:r>
+        <w:rPr>
+          <w:rFonts w:ascii="Times New Roman" w:eastAsia="楷体" w:hAnsi="Times New Roman" w:cs="Times New Roman"/>
+          <w:b/>
+          <w:bCs/>
+          <w:sz w:val="24"/>
+          <w:szCs w:val="24"/>
         </w:rPr>
         <w:t>Email:</w:t>
       </w:r>
@@ -252,8 +282,8 @@
           <w:rFonts w:ascii="Times New Roman" w:hAnsi="Times New Roman" w:cs="Times New Roman"/>
           <w:b/>
           <w:bCs/>
-          <w:sz w:val="28"/>
-          <w:szCs w:val="28"/>
+          <w:sz w:val="24"/>
+          <w:szCs w:val="24"/>
         </w:rPr>
         <w:t xml:space="preserve"> </w:t>
       </w:r>
@@ -262,8 +292,8 @@
           <w:rFonts w:ascii="Times New Roman" w:hAnsi="Times New Roman" w:cs="Times New Roman" w:hint="eastAsia"/>
           <w:b/>
           <w:bCs/>
-          <w:sz w:val="28"/>
-          <w:szCs w:val="28"/>
+          <w:sz w:val="24"/>
+          <w:szCs w:val="24"/>
         </w:rPr>
         <w:t>songyj28</w:t>
       </w:r>
@@ -272,8 +302,8 @@
           <w:rFonts w:ascii="Times New Roman" w:hAnsi="Times New Roman" w:cs="Times New Roman"/>
           <w:b/>
           <w:bCs/>
-          <w:sz w:val="28"/>
-          <w:szCs w:val="28"/>
+          <w:sz w:val="24"/>
+          <w:szCs w:val="24"/>
         </w:rPr>
         <w:t>@</w:t>
       </w:r>
@@ -282,8 +312,8 @@
           <w:rFonts w:ascii="Times New Roman" w:hAnsi="Times New Roman" w:cs="Times New Roman"/>
           <w:b/>
           <w:bCs/>
-          <w:sz w:val="28"/>
-          <w:szCs w:val="28"/>
+          <w:sz w:val="24"/>
+          <w:szCs w:val="24"/>
         </w:rPr>
         <w:t>mail2</w:t>
       </w:r>
@@ -292,8 +322,8 @@
           <w:rFonts w:ascii="Times New Roman" w:hAnsi="Times New Roman" w:cs="Times New Roman"/>
           <w:b/>
           <w:bCs/>
-          <w:sz w:val="28"/>
-          <w:szCs w:val="28"/>
+          <w:sz w:val="24"/>
+          <w:szCs w:val="24"/>
         </w:rPr>
         <w:t>.</w:t>
       </w:r>
@@ -302,8 +332,8 @@
           <w:rFonts w:ascii="Times New Roman" w:hAnsi="Times New Roman" w:cs="Times New Roman"/>
           <w:b/>
           <w:bCs/>
-          <w:sz w:val="28"/>
-          <w:szCs w:val="28"/>
+          <w:sz w:val="24"/>
+          <w:szCs w:val="24"/>
         </w:rPr>
         <w:t>sysu.edu.</w:t>
       </w:r>
@@ -312,8 +342,8 @@
           <w:rFonts w:ascii="Times New Roman" w:hAnsi="Times New Roman" w:cs="Times New Roman"/>
           <w:b/>
           <w:bCs/>
-          <w:sz w:val="28"/>
-          <w:szCs w:val="28"/>
+          <w:sz w:val="24"/>
+          <w:szCs w:val="24"/>
         </w:rPr>
         <w:t>c</w:t>
       </w:r>
@@ -322,15 +352,15 @@
           <w:rFonts w:ascii="Times New Roman" w:hAnsi="Times New Roman" w:cs="Times New Roman"/>
           <w:b/>
           <w:bCs/>
-          <w:sz w:val="28"/>
-          <w:szCs w:val="28"/>
+          <w:sz w:val="24"/>
+          <w:szCs w:val="24"/>
         </w:rPr>
         <w:t>n</w:t>
       </w:r>
     </w:p>
     <w:tbl>
       <w:tblPr>
-        <w:tblW w:w="10598" w:type="dxa"/>
+        <w:tblW w:w="11198" w:type="dxa"/>
         <w:tblBorders>
           <w:bottom w:val="single" w:sz="12" w:space="0" w:color="auto"/>
         </w:tblBorders>
@@ -338,15 +368,15 @@
         <w:tblLook w:val="04A0" w:firstRow="1" w:lastRow="0" w:firstColumn="1" w:lastColumn="0" w:noHBand="0" w:noVBand="1"/>
       </w:tblPr>
       <w:tblGrid>
-        <w:gridCol w:w="10598"/>
+        <w:gridCol w:w="11198"/>
       </w:tblGrid>
       <w:tr>
         <w:trPr>
-          <w:trHeight w:val="301"/>
+          <w:trHeight w:val="319"/>
         </w:trPr>
         <w:tc>
           <w:tcPr>
-            <w:tcW w:w="10598" w:type="dxa"/>
+            <w:tcW w:w="11198" w:type="dxa"/>
           </w:tcPr>
           <w:p>
             <w:pPr>
@@ -354,7 +384,7 @@
               <w:spacing w:line="340" w:lineRule="exact"/>
               <w:ind w:right="113"/>
               <w:rPr>
-                <w:rFonts w:ascii="黑体" w:eastAsia="黑体" w:hAnsi="黑体" w:hint="eastAsia"/>
+                <w:rFonts w:ascii="黑体" w:eastAsia="黑体" w:hAnsi="黑体"/>
                 <w:b/>
                 <w:sz w:val="28"/>
                 <w:szCs w:val="28"/>
@@ -381,7 +411,7 @@
         <w:spacing w:line="264" w:lineRule="auto"/>
         <w:jc w:val="left"/>
         <w:rPr>
-          <w:rFonts w:asciiTheme="minorEastAsia" w:hAnsiTheme="minorEastAsia" w:hint="eastAsia"/>
+          <w:rFonts w:asciiTheme="minorEastAsia" w:hAnsiTheme="minorEastAsia"/>
           <w:b/>
           <w:sz w:val="20"/>
           <w:szCs w:val="20"/>
@@ -458,7 +488,6 @@
         </w:rPr>
         <w:t>（保</w:t>
       </w:r>
-      <w:proofErr w:type="gramStart"/>
       <w:r>
         <w:rPr>
           <w:rFonts w:ascii="黑体" w:eastAsia="黑体" w:hAnsi="黑体" w:cs="Times New Roman" w:hint="eastAsia"/>
@@ -467,7 +496,6 @@
         </w:rPr>
         <w:t>研</w:t>
       </w:r>
-      <w:proofErr w:type="gramEnd"/>
       <w:r>
         <w:rPr>
           <w:rFonts w:ascii="黑体" w:eastAsia="黑体" w:hAnsi="黑体" w:cs="Times New Roman" w:hint="eastAsia"/>
@@ -531,6 +559,14 @@
           <w:szCs w:val="21"/>
         </w:rPr>
         <w:tab/>
+      </w:r>
+      <w:r>
+        <w:rPr>
+          <w:rFonts w:ascii="Times New Roman" w:hAnsi="Times New Roman" w:cs="Times New Roman" w:hint="eastAsia"/>
+          <w:b/>
+          <w:szCs w:val="21"/>
+        </w:rPr>
+        <w:t xml:space="preserve">    </w:t>
       </w:r>
       <w:r>
         <w:rPr>
@@ -586,7 +622,23 @@
           <w:sz w:val="20"/>
           <w:szCs w:val="20"/>
         </w:rPr>
-        <w:t xml:space="preserve">   </w:t>
+        <w:t xml:space="preserve">  </w:t>
+      </w:r>
+      <w:r>
+        <w:rPr>
+          <w:rFonts w:asciiTheme="minorEastAsia" w:hAnsiTheme="minorEastAsia" w:hint="eastAsia"/>
+          <w:sz w:val="20"/>
+          <w:szCs w:val="20"/>
+        </w:rPr>
+        <w:t xml:space="preserve">    </w:t>
+      </w:r>
+      <w:r>
+        <w:rPr>
+          <w:rFonts w:asciiTheme="minorEastAsia" w:hAnsiTheme="minorEastAsia" w:hint="eastAsia"/>
+          <w:sz w:val="20"/>
+          <w:szCs w:val="20"/>
+        </w:rPr>
+        <w:t xml:space="preserve"> </w:t>
       </w:r>
       <w:r>
         <w:rPr>
@@ -675,7 +727,7 @@
         <w:spacing w:line="264" w:lineRule="auto"/>
         <w:jc w:val="left"/>
         <w:rPr>
-          <w:rFonts w:ascii="宋体" w:hAnsi="宋体" w:hint="eastAsia"/>
+          <w:rFonts w:ascii="宋体" w:hAnsi="宋体"/>
         </w:rPr>
       </w:pPr>
       <w:r>
@@ -775,7 +827,7 @@
         <w:spacing w:line="264" w:lineRule="auto"/>
         <w:jc w:val="left"/>
         <w:rPr>
-          <w:rFonts w:asciiTheme="minorEastAsia" w:hAnsiTheme="minorEastAsia" w:hint="eastAsia"/>
+          <w:rFonts w:asciiTheme="minorEastAsia" w:hAnsiTheme="minorEastAsia"/>
           <w:b/>
           <w:sz w:val="20"/>
           <w:szCs w:val="20"/>
@@ -886,6 +938,14 @@
       </w:r>
       <w:r>
         <w:rPr>
+          <w:rFonts w:ascii="Times New Roman" w:hAnsi="Times New Roman" w:cs="Times New Roman" w:hint="eastAsia"/>
+          <w:b/>
+          <w:szCs w:val="21"/>
+        </w:rPr>
+        <w:t xml:space="preserve">    </w:t>
+      </w:r>
+      <w:r>
+        <w:rPr>
           <w:rFonts w:ascii="黑体" w:eastAsia="黑体" w:hAnsi="黑体" w:cs="Times New Roman" w:hint="eastAsia"/>
           <w:b/>
           <w:szCs w:val="21"/>
@@ -938,7 +998,23 @@
           <w:sz w:val="20"/>
           <w:szCs w:val="20"/>
         </w:rPr>
+        <w:t xml:space="preserve">   </w:t>
+      </w:r>
+      <w:r>
+        <w:rPr>
+          <w:rFonts w:asciiTheme="minorEastAsia" w:hAnsiTheme="minorEastAsia" w:hint="eastAsia"/>
+          <w:sz w:val="20"/>
+          <w:szCs w:val="20"/>
+        </w:rPr>
         <w:t xml:space="preserve">    </w:t>
+      </w:r>
+      <w:r>
+        <w:rPr>
+          <w:rFonts w:asciiTheme="minorEastAsia" w:hAnsiTheme="minorEastAsia" w:hint="eastAsia"/>
+          <w:sz w:val="20"/>
+          <w:szCs w:val="20"/>
+        </w:rPr>
+        <w:t xml:space="preserve"> </w:t>
       </w:r>
       <w:r>
         <w:rPr>
@@ -1071,7 +1147,7 @@
         <w:spacing w:line="264" w:lineRule="auto"/>
         <w:ind w:firstLineChars="0"/>
         <w:rPr>
-          <w:rFonts w:asciiTheme="minorEastAsia" w:hAnsiTheme="minorEastAsia" w:hint="eastAsia"/>
+          <w:rFonts w:asciiTheme="minorEastAsia" w:hAnsiTheme="minorEastAsia"/>
           <w:sz w:val="20"/>
           <w:szCs w:val="20"/>
         </w:rPr>
@@ -1231,7 +1307,7 @@
         <w:spacing w:line="264" w:lineRule="auto"/>
         <w:ind w:firstLineChars="0"/>
         <w:rPr>
-          <w:rFonts w:asciiTheme="minorEastAsia" w:hAnsiTheme="minorEastAsia" w:hint="eastAsia"/>
+          <w:rFonts w:asciiTheme="minorEastAsia" w:hAnsiTheme="minorEastAsia"/>
           <w:szCs w:val="21"/>
         </w:rPr>
       </w:pPr>
@@ -1282,7 +1358,7 @@
     </w:p>
     <w:tbl>
       <w:tblPr>
-        <w:tblW w:w="10598" w:type="dxa"/>
+        <w:tblW w:w="11165" w:type="dxa"/>
         <w:tblBorders>
           <w:bottom w:val="single" w:sz="12" w:space="0" w:color="auto"/>
         </w:tblBorders>
@@ -1290,15 +1366,15 @@
         <w:tblLook w:val="04A0" w:firstRow="1" w:lastRow="0" w:firstColumn="1" w:lastColumn="0" w:noHBand="0" w:noVBand="1"/>
       </w:tblPr>
       <w:tblGrid>
-        <w:gridCol w:w="10598"/>
+        <w:gridCol w:w="11165"/>
       </w:tblGrid>
       <w:tr>
         <w:trPr>
-          <w:trHeight w:val="252"/>
+          <w:trHeight w:val="275"/>
         </w:trPr>
         <w:tc>
           <w:tcPr>
-            <w:tcW w:w="10598" w:type="dxa"/>
+            <w:tcW w:w="11165" w:type="dxa"/>
           </w:tcPr>
           <w:p>
             <w:pPr>
@@ -1306,7 +1382,7 @@
               <w:spacing w:line="340" w:lineRule="exact"/>
               <w:ind w:right="113"/>
               <w:rPr>
-                <w:rFonts w:ascii="黑体" w:eastAsia="黑体" w:hAnsi="黑体" w:hint="eastAsia"/>
+                <w:rFonts w:ascii="黑体" w:eastAsia="黑体" w:hAnsi="黑体"/>
                 <w:b/>
                 <w:sz w:val="28"/>
                 <w:szCs w:val="28"/>
@@ -1345,7 +1421,7 @@
         <w:contextualSpacing/>
         <w:jc w:val="left"/>
         <w:rPr>
-          <w:rFonts w:asciiTheme="minorEastAsia" w:hAnsiTheme="minorEastAsia" w:hint="eastAsia"/>
+          <w:rFonts w:asciiTheme="minorEastAsia" w:hAnsiTheme="minorEastAsia"/>
           <w:b/>
           <w:sz w:val="20"/>
           <w:szCs w:val="20"/>
@@ -1447,6 +1523,15 @@
           <w:sz w:val="22"/>
         </w:rPr>
         <w:t xml:space="preserve"> </w:t>
+      </w:r>
+      <w:r>
+        <w:rPr>
+          <w:rFonts w:ascii="Times New Roman" w:hAnsi="Times New Roman" w:cs="Times New Roman" w:hint="eastAsia"/>
+          <w:b/>
+          <w:color w:val="948A54" w:themeColor="background2" w:themeShade="80"/>
+          <w:sz w:val="22"/>
+        </w:rPr>
+        <w:t xml:space="preserve">     </w:t>
       </w:r>
       <w:r>
         <w:rPr>
@@ -1633,54 +1718,39 @@
           <w:rFonts w:asciiTheme="majorEastAsia" w:eastAsiaTheme="majorEastAsia" w:hAnsiTheme="majorEastAsia" w:cs="Times New Roman"/>
           <w:szCs w:val="21"/>
         </w:rPr>
-        <w:t>目标</w:t>
-      </w:r>
-      <w:proofErr w:type="gramStart"/>
+        <w:t>目标车</w:t>
+      </w:r>
+      <w:r>
+        <w:rPr>
+          <w:rFonts w:asciiTheme="majorEastAsia" w:eastAsiaTheme="majorEastAsia" w:hAnsiTheme="majorEastAsia" w:cs="Times New Roman"/>
+        </w:rPr>
+        <w:t>历史轨迹、</w:t>
+      </w:r>
       <w:r>
         <w:rPr>
           <w:rFonts w:asciiTheme="majorEastAsia" w:eastAsiaTheme="majorEastAsia" w:hAnsiTheme="majorEastAsia" w:cs="Times New Roman"/>
           <w:szCs w:val="21"/>
         </w:rPr>
-        <w:t>车</w:t>
+        <w:t>邻车</w:t>
       </w:r>
       <w:r>
         <w:rPr>
           <w:rFonts w:asciiTheme="majorEastAsia" w:eastAsiaTheme="majorEastAsia" w:hAnsiTheme="majorEastAsia" w:cs="Times New Roman"/>
         </w:rPr>
-        <w:t>历史</w:t>
-      </w:r>
-      <w:proofErr w:type="gramEnd"/>
-      <w:r>
-        <w:rPr>
-          <w:rFonts w:asciiTheme="majorEastAsia" w:eastAsiaTheme="majorEastAsia" w:hAnsiTheme="majorEastAsia" w:cs="Times New Roman"/>
-        </w:rPr>
-        <w:t>轨迹、</w:t>
+        <w:t>交互</w:t>
       </w:r>
       <w:r>
         <w:rPr>
           <w:rFonts w:asciiTheme="majorEastAsia" w:eastAsiaTheme="majorEastAsia" w:hAnsiTheme="majorEastAsia" w:cs="Times New Roman"/>
           <w:szCs w:val="21"/>
         </w:rPr>
-        <w:t>邻车</w:t>
-      </w:r>
-      <w:r>
-        <w:rPr>
-          <w:rFonts w:asciiTheme="majorEastAsia" w:eastAsiaTheme="majorEastAsia" w:hAnsiTheme="majorEastAsia" w:cs="Times New Roman"/>
-        </w:rPr>
-        <w:t>交互</w:t>
-      </w:r>
-      <w:r>
-        <w:rPr>
-          <w:rFonts w:asciiTheme="majorEastAsia" w:eastAsiaTheme="majorEastAsia" w:hAnsiTheme="majorEastAsia" w:cs="Times New Roman"/>
+        <w:t>信息与自车候选</w:t>
+      </w:r>
+      <w:r>
+        <w:rPr>
+          <w:rFonts w:ascii="Times New Roman" w:hAnsi="Times New Roman" w:cs="Times New Roman"/>
           <w:szCs w:val="21"/>
         </w:rPr>
-        <w:t>信息与自车候选</w:t>
-      </w:r>
-      <w:r>
-        <w:rPr>
-          <w:rFonts w:ascii="Times New Roman" w:hAnsi="Times New Roman" w:cs="Times New Roman"/>
-          <w:szCs w:val="21"/>
-        </w:rPr>
         <w:t>未</w:t>
       </w:r>
       <w:r>
@@ -1731,21 +1801,7 @@
         <w:rPr>
           <w:rFonts w:ascii="Times New Roman" w:hAnsi="Times New Roman" w:cs="Times New Roman"/>
         </w:rPr>
-        <w:t>未来双时域意图</w:t>
-      </w:r>
-      <w:proofErr w:type="gramStart"/>
-      <w:r>
-        <w:rPr>
-          <w:rFonts w:ascii="Times New Roman" w:hAnsi="Times New Roman" w:cs="Times New Roman"/>
-        </w:rPr>
-        <w:t>图</w:t>
-      </w:r>
-      <w:proofErr w:type="gramEnd"/>
-      <w:r>
-        <w:rPr>
-          <w:rFonts w:ascii="Times New Roman" w:hAnsi="Times New Roman" w:cs="Times New Roman"/>
-        </w:rPr>
-        <w:t>。</w:t>
+        <w:t>未来双时域意图图。</w:t>
       </w:r>
     </w:p>
     <w:p>
@@ -1789,7 +1845,6 @@
         </w:rPr>
         <w:t>（</w:t>
       </w:r>
-      <w:proofErr w:type="spellStart"/>
       <w:r>
         <w:rPr>
           <w:rFonts w:ascii="Times New Roman" w:hAnsi="Times New Roman" w:cs="Times New Roman" w:hint="eastAsia"/>
@@ -1798,7 +1853,6 @@
         </w:rPr>
         <w:t>CiT</w:t>
       </w:r>
-      <w:proofErr w:type="spellEnd"/>
       <w:r>
         <w:rPr>
           <w:rFonts w:ascii="Times New Roman" w:hAnsi="Times New Roman" w:cs="Times New Roman" w:hint="eastAsia"/>
@@ -1925,14 +1979,12 @@
         </w:rPr>
         <w:t>与</w:t>
       </w:r>
-      <w:proofErr w:type="spellStart"/>
       <w:r>
         <w:rPr>
           <w:rFonts w:ascii="Times New Roman" w:hAnsi="Times New Roman" w:cs="Times New Roman"/>
         </w:rPr>
         <w:t>HighD</w:t>
       </w:r>
-      <w:proofErr w:type="spellEnd"/>
       <w:r>
         <w:rPr>
           <w:rFonts w:ascii="Times New Roman" w:hAnsi="Times New Roman" w:cs="Times New Roman" w:hint="eastAsia"/>
@@ -1943,21 +1995,7 @@
         <w:rPr>
           <w:rFonts w:ascii="Times New Roman" w:hAnsi="Times New Roman" w:cs="Times New Roman"/>
         </w:rPr>
-        <w:t>数据</w:t>
-      </w:r>
-      <w:proofErr w:type="gramStart"/>
-      <w:r>
-        <w:rPr>
-          <w:rFonts w:ascii="Times New Roman" w:hAnsi="Times New Roman" w:cs="Times New Roman"/>
-        </w:rPr>
-        <w:t>集完成</w:t>
-      </w:r>
-      <w:proofErr w:type="gramEnd"/>
-      <w:r>
-        <w:rPr>
-          <w:rFonts w:ascii="Times New Roman" w:hAnsi="Times New Roman" w:cs="Times New Roman"/>
-        </w:rPr>
-        <w:t>模型训练、测试与消融分析，在</w:t>
+        <w:t>数据集完成模型训练、测试与消融分析，在</w:t>
       </w:r>
       <w:r>
         <w:rPr>
@@ -2039,14 +2077,12 @@
         </w:rPr>
         <w:t>，</w:t>
       </w:r>
-      <w:proofErr w:type="spellStart"/>
       <w:r>
         <w:rPr>
           <w:rFonts w:ascii="Times New Roman" w:hAnsi="Times New Roman" w:cs="Times New Roman"/>
         </w:rPr>
         <w:t>HighD</w:t>
       </w:r>
-      <w:proofErr w:type="spellEnd"/>
       <w:r>
         <w:rPr>
           <w:rFonts w:ascii="Times New Roman" w:hAnsi="Times New Roman" w:cs="Times New Roman"/>
@@ -2091,7 +2127,7 @@
         <w:contextualSpacing/>
         <w:jc w:val="left"/>
         <w:rPr>
-          <w:rFonts w:asciiTheme="minorEastAsia" w:hAnsiTheme="minorEastAsia" w:hint="eastAsia"/>
+          <w:rFonts w:asciiTheme="minorEastAsia" w:hAnsiTheme="minorEastAsia"/>
           <w:b/>
           <w:sz w:val="20"/>
           <w:szCs w:val="20"/>
@@ -2183,7 +2219,25 @@
           <w:color w:val="948A54" w:themeColor="background2" w:themeShade="80"/>
           <w:sz w:val="22"/>
         </w:rPr>
+        <w:t xml:space="preserve">    </w:t>
+      </w:r>
+      <w:r>
+        <w:rPr>
+          <w:rFonts w:ascii="Times New Roman" w:hAnsi="Times New Roman" w:cs="Times New Roman" w:hint="eastAsia"/>
+          <w:b/>
+          <w:color w:val="948A54" w:themeColor="background2" w:themeShade="80"/>
+          <w:sz w:val="22"/>
+        </w:rPr>
         <w:t xml:space="preserve">     </w:t>
+      </w:r>
+      <w:r>
+        <w:rPr>
+          <w:rFonts w:ascii="Times New Roman" w:hAnsi="Times New Roman" w:cs="Times New Roman" w:hint="eastAsia"/>
+          <w:b/>
+          <w:color w:val="948A54" w:themeColor="background2" w:themeShade="80"/>
+          <w:sz w:val="22"/>
+        </w:rPr>
+        <w:t xml:space="preserve"> </w:t>
       </w:r>
       <w:r>
         <w:rPr>
@@ -2376,14 +2430,12 @@
         </w:rPr>
         <w:t>基于</w:t>
       </w:r>
-      <w:proofErr w:type="spellStart"/>
       <w:r>
         <w:rPr>
           <w:rFonts w:ascii="Times New Roman" w:hAnsi="Times New Roman" w:cs="Times New Roman"/>
         </w:rPr>
         <w:t>HighD</w:t>
       </w:r>
-      <w:proofErr w:type="spellEnd"/>
       <w:r>
         <w:rPr>
           <w:rFonts w:ascii="Times New Roman" w:hAnsi="Times New Roman" w:cs="Times New Roman"/>
@@ -2436,7 +2488,19 @@
         <w:rPr>
           <w:rFonts w:ascii="Times New Roman" w:hAnsi="Times New Roman" w:cs="Times New Roman"/>
         </w:rPr>
-        <w:t>谨慎三类风格。</w:t>
+        <w:t>谨慎三类</w:t>
+      </w:r>
+      <w:r>
+        <w:rPr>
+          <w:rFonts w:ascii="Times New Roman" w:hAnsi="Times New Roman" w:cs="Times New Roman" w:hint="eastAsia"/>
+        </w:rPr>
+        <w:t>驾驶</w:t>
+      </w:r>
+      <w:r>
+        <w:rPr>
+          <w:rFonts w:ascii="Times New Roman" w:hAnsi="Times New Roman" w:cs="Times New Roman"/>
+        </w:rPr>
+        <w:t>风格。</w:t>
       </w:r>
     </w:p>
     <w:p>
@@ -2478,6 +2542,12 @@
       </w:r>
       <w:r>
         <w:rPr>
+          <w:rFonts w:ascii="Times New Roman" w:hAnsi="Times New Roman" w:cs="Times New Roman" w:hint="eastAsia"/>
+        </w:rPr>
+        <w:t>基于</w:t>
+      </w:r>
+      <w:r>
+        <w:rPr>
           <w:rFonts w:ascii="黑体" w:eastAsia="黑体" w:hAnsi="黑体" w:cs="Times New Roman" w:hint="eastAsia"/>
           <w:b/>
           <w:bCs/>
@@ -2488,6 +2558,12 @@
         <w:rPr>
           <w:rFonts w:ascii="Times New Roman" w:hAnsi="Times New Roman" w:cs="Times New Roman" w:hint="eastAsia"/>
         </w:rPr>
+        <w:t>的</w:t>
+      </w:r>
+      <w:r>
+        <w:rPr>
+          <w:rFonts w:ascii="Times New Roman" w:hAnsi="Times New Roman" w:cs="Times New Roman" w:hint="eastAsia"/>
+        </w:rPr>
         <w:t>行为决策模块，覆盖跟驰、换道请求、</w:t>
       </w:r>
       <w:r>
@@ -2504,7 +2580,7 @@
       </w:r>
       <w:r>
         <w:rPr>
-          <w:rFonts w:ascii="Times New Roman" w:hAnsi="Times New Roman" w:cs="Times New Roman" w:hint="eastAsia"/>
+          <w:rFonts w:ascii="黑体" w:eastAsia="黑体" w:hAnsi="黑体" w:cs="Times New Roman" w:hint="eastAsia"/>
           <w:b/>
           <w:bCs/>
         </w:rPr>
@@ -2554,7 +2630,7 @@
       </w:r>
       <w:r>
         <w:rPr>
-          <w:rFonts w:ascii="Times New Roman" w:hAnsi="Times New Roman" w:cs="Times New Roman"/>
+          <w:rFonts w:ascii="黑体" w:eastAsia="黑体" w:hAnsi="黑体" w:cs="Times New Roman"/>
           <w:b/>
           <w:bCs/>
         </w:rPr>
@@ -2589,14 +2665,26 @@
         <w:ind w:left="0" w:firstLineChars="0" w:firstLine="0"/>
         <w:contextualSpacing/>
         <w:rPr>
-          <w:rFonts w:ascii="Times New Roman" w:hAnsi="Times New Roman" w:cs="Times New Roman" w:hint="eastAsia"/>
-        </w:rPr>
-      </w:pPr>
-      <w:r>
-        <w:rPr>
-          <w:rFonts w:ascii="Times New Roman" w:hAnsi="Times New Roman" w:cs="Times New Roman"/>
-        </w:rPr>
-        <w:t>在三车道场景下完成验证。个性化方案在高风险场景效率提升</w:t>
+          <w:rFonts w:ascii="Times New Roman" w:hAnsi="Times New Roman" w:cs="Times New Roman"/>
+        </w:rPr>
+      </w:pPr>
+      <w:r>
+        <w:rPr>
+          <w:rFonts w:ascii="Times New Roman" w:hAnsi="Times New Roman" w:cs="Times New Roman"/>
+        </w:rPr>
+        <w:t>在三车道场景下完成验证。个性化方案在高风险场景</w:t>
+      </w:r>
+      <w:r>
+        <w:rPr>
+          <w:rFonts w:ascii="Times New Roman" w:hAnsi="Times New Roman" w:cs="Times New Roman" w:hint="eastAsia"/>
+        </w:rPr>
+        <w:t>驾驶</w:t>
+      </w:r>
+      <w:r>
+        <w:rPr>
+          <w:rFonts w:ascii="Times New Roman" w:hAnsi="Times New Roman" w:cs="Times New Roman"/>
+        </w:rPr>
+        <w:t>效率提升</w:t>
       </w:r>
       <w:r>
         <w:rPr>
@@ -2616,7 +2704,13 @@
         <w:rPr>
           <w:rFonts w:ascii="Times New Roman" w:hAnsi="Times New Roman" w:cs="Times New Roman" w:hint="eastAsia"/>
         </w:rPr>
-        <w:t>场景最高实现</w:t>
+        <w:t>场景最高</w:t>
+      </w:r>
+      <w:r>
+        <w:rPr>
+          <w:rFonts w:ascii="Times New Roman" w:hAnsi="Times New Roman" w:cs="Times New Roman" w:hint="eastAsia"/>
+        </w:rPr>
+        <w:t>缩短</w:t>
       </w:r>
       <w:r>
         <w:rPr>
@@ -2630,12 +2724,24 @@
         <w:rPr>
           <w:rFonts w:ascii="Times New Roman" w:hAnsi="Times New Roman" w:cs="Times New Roman" w:hint="eastAsia"/>
         </w:rPr>
-        <w:t>的时间缩短。</w:t>
+        <w:t>的</w:t>
+      </w:r>
+      <w:r>
+        <w:rPr>
+          <w:rFonts w:ascii="Times New Roman" w:hAnsi="Times New Roman" w:cs="Times New Roman" w:hint="eastAsia"/>
+        </w:rPr>
+        <w:t>行程</w:t>
+      </w:r>
+      <w:r>
+        <w:rPr>
+          <w:rFonts w:ascii="Times New Roman" w:hAnsi="Times New Roman" w:cs="Times New Roman" w:hint="eastAsia"/>
+        </w:rPr>
+        <w:t>时间。</w:t>
       </w:r>
     </w:p>
     <w:tbl>
       <w:tblPr>
-        <w:tblW w:w="10598" w:type="dxa"/>
+        <w:tblW w:w="11198" w:type="dxa"/>
         <w:tblBorders>
           <w:bottom w:val="single" w:sz="12" w:space="0" w:color="auto"/>
         </w:tblBorders>
@@ -2643,15 +2749,15 @@
         <w:tblLook w:val="04A0" w:firstRow="1" w:lastRow="0" w:firstColumn="1" w:lastColumn="0" w:noHBand="0" w:noVBand="1"/>
       </w:tblPr>
       <w:tblGrid>
-        <w:gridCol w:w="10598"/>
+        <w:gridCol w:w="11198"/>
       </w:tblGrid>
       <w:tr>
         <w:trPr>
-          <w:trHeight w:val="252"/>
+          <w:trHeight w:val="275"/>
         </w:trPr>
         <w:tc>
           <w:tcPr>
-            <w:tcW w:w="10598" w:type="dxa"/>
+            <w:tcW w:w="11198" w:type="dxa"/>
           </w:tcPr>
           <w:p>
             <w:pPr>
@@ -2659,7 +2765,7 @@
               <w:spacing w:line="340" w:lineRule="exact"/>
               <w:ind w:right="113"/>
               <w:rPr>
-                <w:rFonts w:ascii="黑体" w:eastAsia="黑体" w:hAnsi="黑体" w:hint="eastAsia"/>
+                <w:rFonts w:ascii="黑体" w:eastAsia="黑体" w:hAnsi="黑体"/>
                 <w:b/>
                 <w:sz w:val="28"/>
                 <w:szCs w:val="28"/>
@@ -2816,7 +2922,25 @@
           <w:color w:val="948A54" w:themeColor="background2" w:themeShade="80"/>
           <w:sz w:val="22"/>
         </w:rPr>
-        <w:t xml:space="preserve">     </w:t>
+        <w:t xml:space="preserve"> </w:t>
+      </w:r>
+      <w:r>
+        <w:rPr>
+          <w:rFonts w:ascii="Times New Roman" w:hAnsi="Times New Roman" w:cs="Times New Roman" w:hint="eastAsia"/>
+          <w:b/>
+          <w:color w:val="948A54" w:themeColor="background2" w:themeShade="80"/>
+          <w:sz w:val="22"/>
+        </w:rPr>
+        <w:t xml:space="preserve">      </w:t>
+      </w:r>
+      <w:r>
+        <w:rPr>
+          <w:rFonts w:ascii="Times New Roman" w:hAnsi="Times New Roman" w:cs="Times New Roman" w:hint="eastAsia"/>
+          <w:b/>
+          <w:color w:val="948A54" w:themeColor="background2" w:themeShade="80"/>
+          <w:sz w:val="22"/>
+        </w:rPr>
+        <w:t xml:space="preserve">    </w:t>
       </w:r>
       <w:r>
         <w:rPr>
@@ -2928,14 +3052,12 @@
         </w:rPr>
         <w:t>和</w:t>
       </w:r>
-      <w:proofErr w:type="spellStart"/>
       <w:r>
         <w:rPr>
           <w:rFonts w:ascii="Times New Roman" w:hAnsi="Times New Roman" w:cs="Times New Roman"/>
         </w:rPr>
         <w:t>TraCI</w:t>
       </w:r>
-      <w:proofErr w:type="spellEnd"/>
       <w:r>
         <w:rPr>
           <w:rFonts w:ascii="Times New Roman" w:hAnsi="Times New Roman" w:cs="Times New Roman"/>
@@ -3016,19 +3138,11 @@
         </w:rPr>
         <w:t>HDV</w:t>
       </w:r>
-      <w:proofErr w:type="gramStart"/>
-      <w:r>
-        <w:rPr>
-          <w:rFonts w:ascii="Times New Roman" w:hAnsi="Times New Roman" w:cs="Times New Roman"/>
-        </w:rPr>
-        <w:t>跟驰响应</w:t>
-      </w:r>
-      <w:proofErr w:type="gramEnd"/>
-      <w:r>
-        <w:rPr>
-          <w:rFonts w:ascii="Times New Roman" w:hAnsi="Times New Roman" w:cs="Times New Roman"/>
-        </w:rPr>
-        <w:t>。</w:t>
+      <w:r>
+        <w:rPr>
+          <w:rFonts w:ascii="Times New Roman" w:hAnsi="Times New Roman" w:cs="Times New Roman"/>
+        </w:rPr>
+        <w:t>跟驰响应。</w:t>
       </w:r>
     </w:p>
     <w:p>
@@ -3211,7 +3325,7 @@
           <w:kern w:val="1"/>
           <w:sz w:val="22"/>
         </w:rPr>
-        <w:t>4</w:t>
+        <w:t>5</w:t>
       </w:r>
       <w:r>
         <w:rPr>
@@ -3261,7 +3375,17 @@
           <w:kern w:val="1"/>
           <w:sz w:val="22"/>
         </w:rPr>
-        <w:t>07</w:t>
+        <w:t>0</w:t>
+      </w:r>
+      <w:r>
+        <w:rPr>
+          <w:rFonts w:ascii="黑体" w:eastAsia="黑体" w:hAnsi="黑体" w:cs="Times New Roman" w:hint="eastAsia"/>
+          <w:b/>
+          <w:color w:val="000000" w:themeColor="text1"/>
+          <w:kern w:val="1"/>
+          <w:sz w:val="22"/>
+        </w:rPr>
+        <w:t>8</w:t>
       </w:r>
       <w:r>
         <w:rPr>
@@ -3306,7 +3430,7 @@
           <w:color w:val="948A54" w:themeColor="background2" w:themeShade="80"/>
           <w:sz w:val="22"/>
         </w:rPr>
-        <w:t xml:space="preserve">     </w:t>
+        <w:t xml:space="preserve">  </w:t>
       </w:r>
       <w:r>
         <w:rPr>
@@ -3316,6 +3440,15 @@
           <w:sz w:val="22"/>
         </w:rPr>
         <w:t xml:space="preserve">      </w:t>
+      </w:r>
+      <w:r>
+        <w:rPr>
+          <w:rFonts w:ascii="Times New Roman" w:hAnsi="Times New Roman" w:cs="Times New Roman" w:hint="eastAsia"/>
+          <w:b/>
+          <w:color w:val="948A54" w:themeColor="background2" w:themeShade="80"/>
+          <w:sz w:val="22"/>
+        </w:rPr>
+        <w:t xml:space="preserve">         </w:t>
       </w:r>
       <w:r>
         <w:rPr>
@@ -3418,33 +3551,70 @@
         <w:rPr>
           <w:rFonts w:ascii="Times New Roman" w:hAnsi="Times New Roman" w:cs="Times New Roman"/>
         </w:rPr>
-        <w:t>参与车端规划模块中</w:t>
-      </w:r>
-      <w:r>
-        <w:rPr>
-          <w:rFonts w:ascii="Times New Roman" w:hAnsi="Times New Roman" w:cs="Times New Roman"/>
-          <w:b/>
-          <w:bCs/>
-        </w:rPr>
-        <w:t>全局路线拓扑关系可解释性优化</w:t>
-      </w:r>
-      <w:r>
-        <w:rPr>
-          <w:rFonts w:ascii="Times New Roman" w:hAnsi="Times New Roman" w:cs="Times New Roman"/>
-        </w:rPr>
-        <w:t>工作，面向</w:t>
-      </w:r>
-      <w:r>
-        <w:rPr>
-          <w:rFonts w:ascii="Times New Roman" w:hAnsi="Times New Roman" w:cs="Times New Roman" w:hint="eastAsia"/>
-        </w:rPr>
-        <w:t>路径规划</w:t>
-      </w:r>
-      <w:r>
-        <w:rPr>
-          <w:rFonts w:ascii="Times New Roman" w:hAnsi="Times New Roman" w:cs="Times New Roman"/>
-        </w:rPr>
-        <w:t>生成后的路线关键节点搜索。</w:t>
+        <w:t>参与车端</w:t>
+      </w:r>
+      <w:r>
+        <w:rPr>
+          <w:rFonts w:ascii="Times New Roman" w:hAnsi="Times New Roman" w:cs="Times New Roman" w:hint="eastAsia"/>
+        </w:rPr>
+        <w:t>路径</w:t>
+      </w:r>
+      <w:r>
+        <w:rPr>
+          <w:rFonts w:ascii="Times New Roman" w:hAnsi="Times New Roman" w:cs="Times New Roman"/>
+        </w:rPr>
+        <w:t>规划模块中</w:t>
+      </w:r>
+      <w:r>
+        <w:rPr>
+          <w:rFonts w:ascii="Times New Roman" w:hAnsi="Times New Roman" w:cs="Times New Roman"/>
+        </w:rPr>
+        <w:t>全局路线可解</w:t>
+      </w:r>
+      <w:r>
+        <w:rPr>
+          <w:rFonts w:ascii="Times New Roman" w:hAnsi="Times New Roman" w:cs="Times New Roman"/>
+        </w:rPr>
+        <w:t>释性优化</w:t>
+      </w:r>
+      <w:r>
+        <w:rPr>
+          <w:rFonts w:ascii="Times New Roman" w:hAnsi="Times New Roman" w:cs="Times New Roman" w:hint="eastAsia"/>
+        </w:rPr>
+        <w:t>与路线安全性校验优化。</w:t>
+      </w:r>
+      <w:r>
+        <w:rPr>
+          <w:rFonts w:ascii="Times New Roman" w:hAnsi="Times New Roman" w:cs="Times New Roman" w:hint="eastAsia"/>
+        </w:rPr>
+        <w:t>基于</w:t>
+      </w:r>
+      <w:r>
+        <w:rPr>
+          <w:rFonts w:ascii="Times New Roman" w:hAnsi="Times New Roman" w:cs="Times New Roman" w:hint="eastAsia"/>
+        </w:rPr>
+        <w:t>Robotaxi</w:t>
+      </w:r>
+      <w:r>
+        <w:rPr>
+          <w:rFonts w:ascii="Times New Roman" w:hAnsi="Times New Roman" w:cs="Times New Roman" w:hint="eastAsia"/>
+        </w:rPr>
+        <w:t>实时</w:t>
+      </w:r>
+      <w:r>
+        <w:rPr>
+          <w:rFonts w:ascii="Times New Roman" w:hAnsi="Times New Roman" w:cs="Times New Roman" w:hint="eastAsia"/>
+        </w:rPr>
+        <w:t>运营</w:t>
+      </w:r>
+      <w:r>
+        <w:rPr>
+          <w:rFonts w:ascii="Times New Roman" w:hAnsi="Times New Roman" w:cs="Times New Roman" w:hint="eastAsia"/>
+        </w:rPr>
+        <w:t>反馈，对局部路径规划的合理性、可解释性、安全性进行优化或重构，</w:t>
+      </w:r>
+      <w:r>
+        <w:t>为规模化运营提供支持。</w:t>
       </w:r>
     </w:p>
     <w:p>
@@ -3468,97 +3638,153 @@
       </w:pPr>
       <w:r>
         <w:rPr>
-          <w:rFonts w:ascii="Times New Roman" w:hAnsi="Times New Roman" w:cs="Times New Roman"/>
-        </w:rPr>
-        <w:t>针对</w:t>
-      </w:r>
-      <w:r>
-        <w:rPr>
-          <w:rFonts w:ascii="Times New Roman" w:hAnsi="Times New Roman" w:cs="Times New Roman"/>
-        </w:rPr>
-        <w:t>fork lane</w:t>
-      </w:r>
-      <w:r>
-        <w:rPr>
-          <w:rFonts w:ascii="Times New Roman" w:hAnsi="Times New Roman" w:cs="Times New Roman"/>
-        </w:rPr>
-        <w:t>场景下</w:t>
-      </w:r>
-      <w:proofErr w:type="gramStart"/>
-      <w:r>
-        <w:rPr>
-          <w:rFonts w:ascii="Times New Roman" w:hAnsi="Times New Roman" w:cs="Times New Roman"/>
-        </w:rPr>
-        <w:t>车道级</w:t>
-      </w:r>
-      <w:proofErr w:type="gramEnd"/>
-      <w:r>
-        <w:rPr>
-          <w:rFonts w:ascii="Times New Roman" w:hAnsi="Times New Roman" w:cs="Times New Roman"/>
-        </w:rPr>
-        <w:t>“</w:t>
-      </w:r>
-      <w:r>
-        <w:rPr>
-          <w:rFonts w:ascii="Times New Roman" w:hAnsi="Times New Roman" w:cs="Times New Roman"/>
-        </w:rPr>
-        <w:t>换道次数</w:t>
-      </w:r>
-      <w:r>
-        <w:rPr>
-          <w:rFonts w:ascii="Times New Roman" w:hAnsi="Times New Roman" w:cs="Times New Roman"/>
-        </w:rPr>
-        <w:t>”</w:t>
-      </w:r>
-      <w:r>
-        <w:rPr>
-          <w:rFonts w:ascii="Times New Roman" w:hAnsi="Times New Roman" w:cs="Times New Roman"/>
-        </w:rPr>
-        <w:t>字段拓扑信息</w:t>
-      </w:r>
-      <w:r>
-        <w:rPr>
-          <w:rFonts w:ascii="Times New Roman" w:hAnsi="Times New Roman" w:cs="Times New Roman" w:hint="eastAsia"/>
-        </w:rPr>
-        <w:t>错位</w:t>
-      </w:r>
-      <w:r>
-        <w:rPr>
-          <w:rFonts w:ascii="Times New Roman" w:hAnsi="Times New Roman" w:cs="Times New Roman"/>
-        </w:rPr>
-        <w:t>的问题，新增换道次数后处理功能，基于</w:t>
-      </w:r>
-      <w:r>
-        <w:rPr>
-          <w:rFonts w:ascii="Times New Roman" w:hAnsi="Times New Roman" w:cs="Times New Roman"/>
-        </w:rPr>
-        <w:t>lane</w:t>
-      </w:r>
-      <w:r>
-        <w:rPr>
-          <w:rFonts w:ascii="Times New Roman" w:hAnsi="Times New Roman" w:cs="Times New Roman"/>
-        </w:rPr>
-        <w:t>间横向拓扑关系重新计算并修正各</w:t>
-      </w:r>
-      <w:r>
-        <w:rPr>
-          <w:rFonts w:ascii="Times New Roman" w:hAnsi="Times New Roman" w:cs="Times New Roman"/>
-        </w:rPr>
-        <w:t>lane</w:t>
-      </w:r>
-      <w:proofErr w:type="gramStart"/>
-      <w:r>
-        <w:rPr>
-          <w:rFonts w:ascii="Times New Roman" w:hAnsi="Times New Roman" w:cs="Times New Roman"/>
-        </w:rPr>
-        <w:t>至关键</w:t>
-      </w:r>
-      <w:proofErr w:type="gramEnd"/>
-      <w:r>
-        <w:rPr>
-          <w:rFonts w:ascii="Times New Roman" w:hAnsi="Times New Roman" w:cs="Times New Roman"/>
-        </w:rPr>
-        <w:t>节点的换道次数。</w:t>
+          <w:rFonts w:ascii="黑体" w:eastAsia="黑体" w:hAnsi="黑体"/>
+          <w:b/>
+          <w:bCs/>
+        </w:rPr>
+        <w:t>全局路线可解释性优化：</w:t>
+      </w:r>
+      <w:r>
+        <w:rPr>
+          <w:rFonts w:ascii="Times New Roman" w:hAnsi="Times New Roman" w:cs="Times New Roman"/>
+        </w:rPr>
+        <w:t>面向</w:t>
+      </w:r>
+      <w:r>
+        <w:rPr>
+          <w:rFonts w:ascii="Times New Roman" w:hAnsi="Times New Roman" w:cs="Times New Roman"/>
+        </w:rPr>
+        <w:t>Robotaxi</w:t>
+      </w:r>
+      <w:r>
+        <w:rPr>
+          <w:rFonts w:ascii="Times New Roman" w:hAnsi="Times New Roman" w:cs="Times New Roman" w:hint="eastAsia"/>
+        </w:rPr>
+        <w:t>实际</w:t>
+      </w:r>
+      <w:r>
+        <w:rPr>
+          <w:rFonts w:ascii="Times New Roman" w:hAnsi="Times New Roman" w:cs="Times New Roman"/>
+        </w:rPr>
+        <w:t>运营</w:t>
+      </w:r>
+      <w:r>
+        <w:rPr>
+          <w:rFonts w:ascii="Times New Roman" w:hAnsi="Times New Roman" w:cs="Times New Roman" w:hint="eastAsia"/>
+        </w:rPr>
+        <w:t>场景，</w:t>
+      </w:r>
+      <w:r>
+        <w:rPr>
+          <w:rFonts w:ascii="Times New Roman" w:hAnsi="Times New Roman" w:cs="Times New Roman"/>
+        </w:rPr>
+        <w:t>优化</w:t>
+      </w:r>
+      <w:r>
+        <w:rPr>
+          <w:rFonts w:ascii="Times New Roman" w:hAnsi="Times New Roman" w:cs="Times New Roman" w:hint="eastAsia"/>
+        </w:rPr>
+        <w:t>局部路线</w:t>
+      </w:r>
+      <w:r>
+        <w:rPr>
+          <w:rFonts w:ascii="Times New Roman" w:hAnsi="Times New Roman" w:cs="Times New Roman"/>
+        </w:rPr>
+        <w:t>拓扑</w:t>
+      </w:r>
+      <w:r>
+        <w:rPr>
+          <w:rFonts w:ascii="Times New Roman" w:hAnsi="Times New Roman" w:cs="Times New Roman" w:hint="eastAsia"/>
+        </w:rPr>
+        <w:t>地图</w:t>
+      </w:r>
+      <w:r>
+        <w:rPr>
+          <w:rFonts w:ascii="Times New Roman" w:hAnsi="Times New Roman" w:cs="Times New Roman"/>
+        </w:rPr>
+        <w:t>推理，排查关键路口换道次数、分叉前实线距离及区间路口数量等信息异常，定位数据生成与</w:t>
+      </w:r>
+      <w:r>
+        <w:rPr>
+          <w:rFonts w:ascii="Times New Roman" w:hAnsi="Times New Roman" w:cs="Times New Roman" w:hint="eastAsia"/>
+        </w:rPr>
+        <w:t>问题</w:t>
+      </w:r>
+      <w:r>
+        <w:rPr>
+          <w:rFonts w:ascii="Times New Roman" w:hAnsi="Times New Roman" w:cs="Times New Roman"/>
+        </w:rPr>
+        <w:t>根因，重构关键</w:t>
+      </w:r>
+      <w:r>
+        <w:rPr>
+          <w:rFonts w:ascii="Times New Roman" w:hAnsi="Times New Roman" w:cs="Times New Roman" w:hint="eastAsia"/>
+        </w:rPr>
+        <w:t>路口</w:t>
+      </w:r>
+      <w:r>
+        <w:rPr>
+          <w:rFonts w:ascii="Times New Roman" w:hAnsi="Times New Roman" w:cs="Times New Roman"/>
+        </w:rPr>
+        <w:t>搜索</w:t>
+      </w:r>
+      <w:r>
+        <w:rPr>
+          <w:rFonts w:ascii="Times New Roman" w:hAnsi="Times New Roman" w:cs="Times New Roman" w:hint="eastAsia"/>
+        </w:rPr>
+        <w:t>与信息传播</w:t>
+      </w:r>
+      <w:r>
+        <w:rPr>
+          <w:rFonts w:ascii="Times New Roman" w:hAnsi="Times New Roman" w:cs="Times New Roman" w:hint="eastAsia"/>
+        </w:rPr>
+        <w:t>逻辑。</w:t>
+      </w:r>
+      <w:r>
+        <w:rPr>
+          <w:rFonts w:ascii="Times New Roman" w:hAnsi="Times New Roman" w:cs="Times New Roman"/>
+        </w:rPr>
+        <w:t>完成</w:t>
+      </w:r>
+      <w:r>
+        <w:rPr>
+          <w:rFonts w:ascii="Times New Roman" w:hAnsi="Times New Roman" w:cs="Times New Roman" w:hint="eastAsia"/>
+          <w:b/>
+          <w:bCs/>
+        </w:rPr>
+        <w:t>20+</w:t>
+      </w:r>
+      <w:r>
+        <w:rPr>
+          <w:rFonts w:ascii="Times New Roman" w:hAnsi="Times New Roman" w:cs="Times New Roman" w:hint="eastAsia"/>
+        </w:rPr>
+        <w:t>个</w:t>
+      </w:r>
+      <w:r>
+        <w:rPr>
+          <w:rFonts w:ascii="Times New Roman" w:hAnsi="Times New Roman" w:cs="Times New Roman"/>
+        </w:rPr>
+        <w:t>线上问题复现、仿真验证，</w:t>
+      </w:r>
+      <w:r>
+        <w:rPr>
+          <w:rFonts w:ascii="Times New Roman" w:hAnsi="Times New Roman" w:cs="Times New Roman" w:hint="eastAsia"/>
+        </w:rPr>
+        <w:t>修复核心代码</w:t>
+      </w:r>
+      <w:r>
+        <w:rPr>
+          <w:rFonts w:ascii="Times New Roman" w:hAnsi="Times New Roman" w:cs="Times New Roman" w:hint="eastAsia"/>
+          <w:b/>
+          <w:bCs/>
+        </w:rPr>
+        <w:t>1000+</w:t>
+      </w:r>
+      <w:r>
+        <w:rPr>
+          <w:rFonts w:ascii="Times New Roman" w:hAnsi="Times New Roman" w:cs="Times New Roman" w:hint="eastAsia"/>
+        </w:rPr>
+        <w:t>行，并落地在运营车辆中使用。</w:t>
       </w:r>
     </w:p>
     <w:p>
@@ -3582,115 +3808,101 @@
       </w:pPr>
       <w:r>
         <w:rPr>
-          <w:rFonts w:ascii="Times New Roman" w:hAnsi="Times New Roman" w:cs="Times New Roman"/>
-        </w:rPr>
-        <w:t>针对主辅路岔口未被识别为</w:t>
-      </w:r>
-      <w:r>
-        <w:rPr>
-          <w:rFonts w:ascii="Times New Roman" w:hAnsi="Times New Roman" w:cs="Times New Roman"/>
-        </w:rPr>
-        <w:t>diverged section</w:t>
-      </w:r>
-      <w:r>
-        <w:rPr>
-          <w:rFonts w:ascii="Times New Roman" w:hAnsi="Times New Roman" w:cs="Times New Roman"/>
-        </w:rPr>
-        <w:t>，导致无法获取车辆至主辅路</w:t>
-      </w:r>
-      <w:r>
-        <w:rPr>
-          <w:rFonts w:ascii="Times New Roman" w:hAnsi="Times New Roman" w:cs="Times New Roman" w:hint="eastAsia"/>
-        </w:rPr>
-        <w:t>岔口</w:t>
-      </w:r>
-      <w:r>
-        <w:rPr>
-          <w:rFonts w:ascii="Times New Roman" w:hAnsi="Times New Roman" w:cs="Times New Roman"/>
-        </w:rPr>
-        <w:t>换道距离、实线距离等信息的问题，扩展</w:t>
-      </w:r>
-      <w:r>
-        <w:rPr>
-          <w:rFonts w:ascii="Times New Roman" w:hAnsi="Times New Roman" w:cs="Times New Roman"/>
-        </w:rPr>
-        <w:t>diverged section</w:t>
-      </w:r>
-      <w:r>
-        <w:rPr>
-          <w:rFonts w:ascii="Times New Roman" w:hAnsi="Times New Roman" w:cs="Times New Roman"/>
-        </w:rPr>
-        <w:t>识别范围，将主辅路岔口纳入关键节点，补全</w:t>
-      </w:r>
-      <w:r>
-        <w:rPr>
-          <w:rFonts w:ascii="Times New Roman" w:hAnsi="Times New Roman" w:cs="Times New Roman"/>
-        </w:rPr>
-        <w:t>section/lane</w:t>
-      </w:r>
-      <w:r>
-        <w:rPr>
-          <w:rFonts w:ascii="Times New Roman" w:hAnsi="Times New Roman" w:cs="Times New Roman"/>
-        </w:rPr>
-        <w:t>粒度拓扑信息。</w:t>
-      </w:r>
-    </w:p>
-    <w:p>
-      <w:pPr>
-        <w:pStyle w:val="aa"/>
-        <w:numPr>
-          <w:ilvl w:val="0"/>
-          <w:numId w:val="9"/>
-        </w:numPr>
-        <w:tabs>
-          <w:tab w:val="left" w:pos="2268"/>
-          <w:tab w:val="left" w:pos="2694"/>
-          <w:tab w:val="left" w:pos="10065"/>
-        </w:tabs>
-        <w:spacing w:line="264" w:lineRule="auto"/>
-        <w:ind w:left="0" w:firstLineChars="0" w:firstLine="0"/>
-        <w:contextualSpacing/>
-        <w:rPr>
-          <w:rFonts w:ascii="Times New Roman" w:hAnsi="Times New Roman" w:cs="Times New Roman" w:hint="eastAsia"/>
-        </w:rPr>
-      </w:pPr>
-      <w:r>
-        <w:rPr>
-          <w:rFonts w:ascii="Times New Roman" w:hAnsi="Times New Roman" w:cs="Times New Roman"/>
+          <w:rFonts w:ascii="黑体" w:eastAsia="黑体" w:hAnsi="黑体"/>
           <w:b/>
           <w:bCs/>
         </w:rPr>
-        <w:t>结果：</w:t>
-      </w:r>
-      <w:r>
-        <w:rPr>
-          <w:rFonts w:ascii="Times New Roman" w:hAnsi="Times New Roman" w:cs="Times New Roman"/>
-        </w:rPr>
-        <w:t>在</w:t>
-      </w:r>
-      <w:r>
-        <w:rPr>
-          <w:rFonts w:ascii="Times New Roman" w:hAnsi="Times New Roman" w:cs="Times New Roman"/>
-        </w:rPr>
-        <w:t>fork lane</w:t>
-      </w:r>
-      <w:r>
-        <w:rPr>
-          <w:rFonts w:ascii="Times New Roman" w:hAnsi="Times New Roman" w:cs="Times New Roman"/>
-        </w:rPr>
-        <w:t>、主辅路分流等</w:t>
-      </w:r>
-      <w:r>
-        <w:rPr>
-          <w:rFonts w:ascii="Times New Roman" w:hAnsi="Times New Roman" w:cs="Times New Roman"/>
-        </w:rPr>
-        <w:t>2</w:t>
-      </w:r>
-      <w:r>
-        <w:rPr>
-          <w:rFonts w:ascii="Times New Roman" w:hAnsi="Times New Roman" w:cs="Times New Roman"/>
-        </w:rPr>
-        <w:t>类复杂道路场景中完成拓扑关系优化，并通过</w:t>
+        <w:t>路线安全性校验优化：</w:t>
+      </w:r>
+      <w:r>
+        <w:rPr>
+          <w:rFonts w:ascii="Times New Roman" w:hAnsi="Times New Roman" w:cs="Times New Roman" w:hint="eastAsia"/>
+        </w:rPr>
+        <w:t>针对</w:t>
+      </w:r>
+      <w:r>
+        <w:rPr>
+          <w:rFonts w:ascii="Times New Roman" w:hAnsi="Times New Roman" w:cs="Times New Roman"/>
+        </w:rPr>
+        <w:t>Robotaxi</w:t>
+      </w:r>
+      <w:r>
+        <w:rPr>
+          <w:rFonts w:ascii="Times New Roman" w:hAnsi="Times New Roman" w:cs="Times New Roman"/>
+        </w:rPr>
+        <w:t>运营中的复杂道路环境，</w:t>
+      </w:r>
+      <w:r>
+        <w:rPr>
+          <w:rFonts w:ascii="Times New Roman" w:hAnsi="Times New Roman" w:cs="Times New Roman" w:hint="eastAsia"/>
+        </w:rPr>
+        <w:t>重构局部路线规划</w:t>
+      </w:r>
+      <w:r>
+        <w:rPr>
+          <w:rFonts w:ascii="Times New Roman" w:hAnsi="Times New Roman" w:cs="Times New Roman"/>
+        </w:rPr>
+        <w:t>风险判断链路，建立路线安全评估框架</w:t>
+      </w:r>
+      <w:r>
+        <w:rPr>
+          <w:rFonts w:ascii="Times New Roman" w:hAnsi="Times New Roman" w:cs="Times New Roman" w:hint="eastAsia"/>
+        </w:rPr>
+        <w:t>，</w:t>
+      </w:r>
+      <w:r>
+        <w:rPr>
+          <w:rFonts w:ascii="Times New Roman" w:hAnsi="Times New Roman" w:cs="Times New Roman"/>
+        </w:rPr>
+        <w:t>优化风险识别逻辑与阈值设计，减少误筛</w:t>
+      </w:r>
+      <w:r>
+        <w:rPr>
+          <w:rFonts w:ascii="Times New Roman" w:hAnsi="Times New Roman" w:cs="Times New Roman" w:hint="eastAsia"/>
+        </w:rPr>
+        <w:t>、</w:t>
+      </w:r>
+      <w:r>
+        <w:rPr>
+          <w:rFonts w:ascii="Times New Roman" w:hAnsi="Times New Roman" w:cs="Times New Roman"/>
+        </w:rPr>
+        <w:t>漏筛，</w:t>
+      </w:r>
+      <w:r>
+        <w:t>提升复杂路况下的</w:t>
+      </w:r>
+      <w:r>
+        <w:rPr>
+          <w:rFonts w:hint="eastAsia"/>
+        </w:rPr>
+        <w:t>路线</w:t>
+      </w:r>
+      <w:r>
+        <w:t>规划稳定性与乘坐舒适性</w:t>
+      </w:r>
+      <w:r>
+        <w:rPr>
+          <w:rFonts w:ascii="Times New Roman" w:hAnsi="Times New Roman" w:cs="Times New Roman"/>
+        </w:rPr>
+        <w:t>。</w:t>
+      </w:r>
+      <w:r>
+        <w:rPr>
+          <w:rFonts w:ascii="Times New Roman" w:hAnsi="Times New Roman" w:cs="Times New Roman" w:hint="eastAsia"/>
+        </w:rPr>
+        <w:t>在典型道路场景中，</w:t>
+      </w:r>
+      <w:r>
+        <w:rPr>
+          <w:rFonts w:ascii="Times New Roman" w:hAnsi="Times New Roman" w:cs="Times New Roman" w:hint="eastAsia"/>
+        </w:rPr>
+        <w:t>高风险路线召回率</w:t>
+      </w:r>
+      <w:r>
+        <w:rPr>
+          <w:rFonts w:ascii="Times New Roman" w:hAnsi="Times New Roman" w:cs="Times New Roman" w:hint="eastAsia"/>
+        </w:rPr>
+        <w:t>提升</w:t>
       </w:r>
       <w:r>
         <w:rPr>
@@ -3698,70 +3910,47 @@
           <w:b/>
           <w:bCs/>
         </w:rPr>
-        <w:t>20</w:t>
-      </w:r>
-      <w:r>
-        <w:rPr>
-          <w:rFonts w:ascii="Times New Roman" w:hAnsi="Times New Roman" w:cs="Times New Roman"/>
+        <w:t>22%</w:t>
+      </w:r>
+      <w:r>
+        <w:rPr>
+          <w:rFonts w:ascii="Times New Roman" w:hAnsi="Times New Roman" w:cs="Times New Roman" w:hint="eastAsia"/>
+        </w:rPr>
+        <w:t>，准确率提升</w:t>
+      </w:r>
+      <w:r>
+        <w:rPr>
+          <w:rFonts w:ascii="Times New Roman" w:hAnsi="Times New Roman" w:cs="Times New Roman" w:hint="eastAsia"/>
           <w:b/>
           <w:bCs/>
         </w:rPr>
-        <w:t>+</w:t>
-      </w:r>
-      <w:proofErr w:type="gramStart"/>
-      <w:r>
-        <w:rPr>
-          <w:rFonts w:ascii="Times New Roman" w:hAnsi="Times New Roman" w:cs="Times New Roman"/>
-        </w:rPr>
-        <w:t>个</w:t>
-      </w:r>
-      <w:proofErr w:type="gramEnd"/>
-      <w:r>
-        <w:rPr>
-          <w:rFonts w:ascii="Times New Roman" w:hAnsi="Times New Roman" w:cs="Times New Roman"/>
-        </w:rPr>
-        <w:t>典型</w:t>
-      </w:r>
-      <w:r>
-        <w:rPr>
-          <w:rFonts w:ascii="Times New Roman" w:hAnsi="Times New Roman" w:cs="Times New Roman"/>
-        </w:rPr>
-        <w:t>case</w:t>
-      </w:r>
-      <w:r>
-        <w:rPr>
-          <w:rFonts w:ascii="Times New Roman" w:hAnsi="Times New Roman" w:cs="Times New Roman"/>
-        </w:rPr>
-        <w:t>验证，补全换道次数、换道距离、实线距离等</w:t>
-      </w:r>
-      <w:r>
-        <w:rPr>
-          <w:rFonts w:ascii="Times New Roman" w:hAnsi="Times New Roman" w:cs="Times New Roman"/>
-        </w:rPr>
-        <w:t>3</w:t>
-      </w:r>
-      <w:r>
-        <w:rPr>
-          <w:rFonts w:ascii="Times New Roman" w:hAnsi="Times New Roman" w:cs="Times New Roman"/>
-        </w:rPr>
-        <w:t>类关键规划信息，提升了</w:t>
-      </w:r>
-      <w:r>
-        <w:rPr>
-          <w:rFonts w:ascii="Times New Roman" w:hAnsi="Times New Roman" w:cs="Times New Roman"/>
-        </w:rPr>
-        <w:t>regional path</w:t>
-      </w:r>
-      <w:r>
-        <w:rPr>
-          <w:rFonts w:ascii="Times New Roman" w:hAnsi="Times New Roman" w:cs="Times New Roman"/>
-        </w:rPr>
-        <w:t>拓扑信息一致性与完整性。</w:t>
+        <w:t>13%</w:t>
+      </w:r>
+      <w:r>
+        <w:rPr>
+          <w:rFonts w:ascii="Times New Roman" w:hAnsi="Times New Roman" w:cs="Times New Roman" w:hint="eastAsia"/>
+        </w:rPr>
+        <w:t>，可行路线召回率提升</w:t>
+      </w:r>
+      <w:r>
+        <w:rPr>
+          <w:rFonts w:ascii="Times New Roman" w:hAnsi="Times New Roman" w:cs="Times New Roman" w:hint="eastAsia"/>
+          <w:b/>
+          <w:bCs/>
+        </w:rPr>
+        <w:t>9%</w:t>
+      </w:r>
+      <w:r>
+        <w:rPr>
+          <w:rFonts w:ascii="Times New Roman" w:hAnsi="Times New Roman" w:cs="Times New Roman" w:hint="eastAsia"/>
+        </w:rPr>
+        <w:t>。</w:t>
       </w:r>
     </w:p>
     <w:tbl>
       <w:tblPr>
-        <w:tblW w:w="10598" w:type="dxa"/>
+        <w:tblW w:w="11199" w:type="dxa"/>
+        <w:tblInd w:w="-142" w:type="dxa"/>
         <w:tblBorders>
           <w:bottom w:val="single" w:sz="12" w:space="0" w:color="auto"/>
         </w:tblBorders>
@@ -3769,7 +3958,7 @@
         <w:tblLook w:val="04A0" w:firstRow="1" w:lastRow="0" w:firstColumn="1" w:lastColumn="0" w:noHBand="0" w:noVBand="1"/>
       </w:tblPr>
       <w:tblGrid>
-        <w:gridCol w:w="10598"/>
+        <w:gridCol w:w="11199"/>
       </w:tblGrid>
       <w:tr>
         <w:trPr>
@@ -3777,11 +3966,11 @@
         </w:trPr>
         <w:tc>
           <w:tcPr>
-            <w:tcW w:w="10598" w:type="dxa"/>
+            <w:tcW w:w="11199" w:type="dxa"/>
           </w:tcPr>
           <w:tbl>
             <w:tblPr>
-              <w:tblW w:w="10598" w:type="dxa"/>
+              <w:tblW w:w="11034" w:type="dxa"/>
               <w:tblBorders>
                 <w:bottom w:val="single" w:sz="12" w:space="0" w:color="auto"/>
               </w:tblBorders>
@@ -3789,7 +3978,7 @@
               <w:tblLook w:val="04A0" w:firstRow="1" w:lastRow="0" w:firstColumn="1" w:lastColumn="0" w:noHBand="0" w:noVBand="1"/>
             </w:tblPr>
             <w:tblGrid>
-              <w:gridCol w:w="10598"/>
+              <w:gridCol w:w="11034"/>
             </w:tblGrid>
             <w:tr>
               <w:trPr>
@@ -3797,7 +3986,7 @@
               </w:trPr>
               <w:tc>
                 <w:tcPr>
-                  <w:tcW w:w="10598" w:type="dxa"/>
+                  <w:tcW w:w="11034" w:type="dxa"/>
                 </w:tcPr>
                 <w:p>
                   <w:pPr>
@@ -3805,7 +3994,7 @@
                     <w:spacing w:line="340" w:lineRule="exact"/>
                     <w:ind w:right="113"/>
                     <w:rPr>
-                      <w:rFonts w:ascii="黑体" w:eastAsia="黑体" w:hAnsi="黑体" w:hint="eastAsia"/>
+                      <w:rFonts w:ascii="黑体" w:eastAsia="黑体" w:hAnsi="黑体"/>
                       <w:b/>
                       <w:sz w:val="28"/>
                       <w:szCs w:val="28"/>
@@ -4106,25 +4295,7 @@
                 <w:bCs/>
                 <w:szCs w:val="21"/>
               </w:rPr>
-              <w:t>学生</w:t>
-            </w:r>
-            <w:proofErr w:type="gramStart"/>
-            <w:r>
-              <w:rPr>
-                <w:rFonts w:ascii="Times New Roman" w:eastAsia="黑体" w:hAnsi="Times New Roman" w:cs="Times New Roman" w:hint="eastAsia"/>
-                <w:bCs/>
-                <w:szCs w:val="21"/>
-              </w:rPr>
-              <w:t>一</w:t>
-            </w:r>
-            <w:proofErr w:type="gramEnd"/>
-            <w:r>
-              <w:rPr>
-                <w:rFonts w:ascii="Times New Roman" w:eastAsia="黑体" w:hAnsi="Times New Roman" w:cs="Times New Roman" w:hint="eastAsia"/>
-                <w:bCs/>
-                <w:szCs w:val="21"/>
-              </w:rPr>
-              <w:t>作</w:t>
+              <w:t>学生一作</w:t>
             </w:r>
           </w:p>
           <w:p>
@@ -4301,29 +4472,26 @@
               </w:rPr>
               <w:t>》</w:t>
             </w:r>
+          </w:p>
+          <w:p>
+            <w:pPr>
+              <w:pStyle w:val="aa"/>
+              <w:adjustRightInd w:val="0"/>
+              <w:spacing w:line="340" w:lineRule="exact"/>
+              <w:ind w:left="440" w:right="113" w:firstLineChars="0" w:firstLine="0"/>
+              <w:rPr>
+                <w:rFonts w:ascii="Times New Roman" w:eastAsia="黑体" w:hAnsi="Times New Roman" w:cs="Times New Roman"/>
+                <w:bCs/>
+                <w:szCs w:val="21"/>
+              </w:rPr>
+            </w:pPr>
             <w:r>
               <w:rPr>
                 <w:rFonts w:ascii="Times New Roman" w:eastAsia="黑体" w:hAnsi="Times New Roman" w:cs="Times New Roman" w:hint="eastAsia"/>
                 <w:bCs/>
                 <w:szCs w:val="21"/>
               </w:rPr>
-              <w:t>中科院</w:t>
-            </w:r>
-            <w:r>
-              <w:rPr>
-                <w:rFonts w:ascii="Times New Roman" w:eastAsia="黑体" w:hAnsi="Times New Roman" w:cs="Times New Roman" w:hint="eastAsia"/>
-                <w:bCs/>
-                <w:szCs w:val="21"/>
-              </w:rPr>
-              <w:t>一</w:t>
-            </w:r>
-            <w:r>
-              <w:rPr>
-                <w:rFonts w:ascii="Times New Roman" w:eastAsia="黑体" w:hAnsi="Times New Roman" w:cs="Times New Roman" w:hint="eastAsia"/>
-                <w:bCs/>
-                <w:szCs w:val="21"/>
-              </w:rPr>
-              <w:t>区</w:t>
+              <w:t>中科院一区</w:t>
             </w:r>
             <w:r>
               <w:rPr>
@@ -4390,7 +4558,7 @@
     </w:p>
     <w:sectPr>
       <w:pgSz w:w="11906" w:h="16838"/>
-      <w:pgMar w:top="680" w:right="709" w:bottom="510" w:left="720" w:header="851" w:footer="851" w:gutter="0"/>
+      <w:pgMar w:top="510" w:right="397" w:bottom="510" w:left="397" w:header="851" w:footer="851" w:gutter="0"/>
       <w:cols w:space="425"/>
       <w:docGrid w:type="lines" w:linePitch="287"/>
     </w:sectPr>
@@ -4399,7 +4567,7 @@
 </file>
 
 <file path=word/endnotes.xml><?xml version="1.0" encoding="utf-8"?>
-<w:endnotes xmlns:wpc="http://schemas.microsoft.com/office/word/2010/wordprocessingCanvas" xmlns:cx="http://schemas.microsoft.com/office/drawing/2014/chartex" xmlns:cx1="http://schemas.microsoft.com/office/drawing/2015/9/8/chartex" xmlns:cx2="http://schemas.microsoft.com/office/drawing/2015/10/21/chartex" xmlns:cx3="http://schemas.microsoft.com/office/drawing/2016/5/9/chartex" xmlns:cx4="http://schemas.microsoft.com/office/drawing/2016/5/10/chartex" xmlns:cx5="http://schemas.microsoft.com/office/drawing/2016/5/11/chartex" xmlns:cx6="http://schemas.microsoft.com/office/drawing/2016/5/12/chartex" xmlns:cx7="http://schemas.microsoft.com/office/drawing/2016/5/13/chartex" xmlns:cx8="http://schemas.microsoft.com/office/drawing/2016/5/14/chartex" xmlns:mc="http://schemas.openxmlformats.org/markup-compatibility/2006" xmlns:aink="http://schemas.microsoft.com/office/drawing/2016/ink" xmlns:am3d="http://schemas.microsoft.com/office/drawing/2017/model3d" xmlns:o="urn:schemas-microsoft-com:office:office" xmlns:oel="http://schemas.microsoft.com/office/2019/extlst" xmlns:r="http://schemas.openxmlformats.org/officeDocument/2006/relationships" xmlns:m="http://schemas.openxmlformats.org/officeDocument/2006/math" xmlns:v="urn:schemas-microsoft-com:vml" xmlns:wp14="http://schemas.microsoft.com/office/word/2010/wordprocessingDrawing" xmlns:wp="http://schemas.openxmlformats.org/drawingml/2006/wordprocessingDrawing" xmlns:w10="urn:schemas-microsoft-com:office:word" xmlns:w="http://schemas.openxmlformats.org/wordprocessingml/2006/main" xmlns:w14="http://schemas.microsoft.com/office/word/2010/wordml" xmlns:w15="http://schemas.microsoft.com/office/word/2012/wordml" xmlns:w16cex="http://schemas.microsoft.com/office/word/2018/wordml/cex" xmlns:w16cid="http://schemas.microsoft.com/office/word/2016/wordml/cid" xmlns:w16="http://schemas.microsoft.com/office/word/2018/wordml" xmlns:w16du="http://schemas.microsoft.com/office/word/2023/wordml/word16du" xmlns:w16sdtdh="http://schemas.microsoft.com/office/word/2020/wordml/sdtdatahash" xmlns:w16sdtfl="http://schemas.microsoft.com/office/word/2024/wordml/sdtformatlock" xmlns:w16se="http://schemas.microsoft.com/office/word/2015/wordml/symex" xmlns:wpg="http://schemas.microsoft.com/office/word/2010/wordprocessingGroup" xmlns:wpi="http://schemas.microsoft.com/office/word/2010/wordprocessingInk" xmlns:wne="http://schemas.microsoft.com/office/word/2006/wordml" xmlns:wps="http://schemas.microsoft.com/office/word/2010/wordprocessingShape" mc:Ignorable="w14 w15 w16se w16cid w16 w16cex w16sdtdh w16sdtfl w16du wp14">
+<w:endnotes xmlns:wpc="http://schemas.microsoft.com/office/word/2010/wordprocessingCanvas" xmlns:cx="http://schemas.microsoft.com/office/drawing/2014/chartex" xmlns:cx1="http://schemas.microsoft.com/office/drawing/2015/9/8/chartex" xmlns:cx2="http://schemas.microsoft.com/office/drawing/2015/10/21/chartex" xmlns:cx3="http://schemas.microsoft.com/office/drawing/2016/5/9/chartex" xmlns:cx4="http://schemas.microsoft.com/office/drawing/2016/5/10/chartex" xmlns:cx5="http://schemas.microsoft.com/office/drawing/2016/5/11/chartex" xmlns:cx6="http://schemas.microsoft.com/office/drawing/2016/5/12/chartex" xmlns:cx7="http://schemas.microsoft.com/office/drawing/2016/5/13/chartex" xmlns:cx8="http://schemas.microsoft.com/office/drawing/2016/5/14/chartex" xmlns:mc="http://schemas.openxmlformats.org/markup-compatibility/2006" xmlns:m="http://schemas.openxmlformats.org/officeDocument/2006/math" xmlns:aink="http://schemas.microsoft.com/office/drawing/2016/ink" xmlns:am3d="http://schemas.microsoft.com/office/drawing/2017/model3d" xmlns:oel="http://schemas.microsoft.com/office/2019/extlst" xmlns:r="http://schemas.openxmlformats.org/officeDocument/2006/relationships" xmlns:wp14="http://schemas.microsoft.com/office/word/2010/wordprocessingDrawing" xmlns:wp="http://schemas.openxmlformats.org/drawingml/2006/wordprocessingDrawing" xmlns:wpg="http://schemas.microsoft.com/office/word/2010/wordprocessingGroup" xmlns:wpi="http://schemas.microsoft.com/office/word/2010/wordprocessingInk" xmlns:wps="http://schemas.microsoft.com/office/word/2010/wordprocessingShape" xmlns:o="urn:schemas-microsoft-com:office:office" xmlns:v="urn:schemas-microsoft-com:vml" xmlns:w10="urn:schemas-microsoft-com:office:word" xmlns:w="http://schemas.openxmlformats.org/wordprocessingml/2006/main" xmlns:w14="http://schemas.microsoft.com/office/word/2010/wordml" xmlns:w15="http://schemas.microsoft.com/office/word/2012/wordml" xmlns:w16cei="http://schemas.microsoft.com/office/word/2026/wordml/cei" xmlns:w16cex="http://schemas.microsoft.com/office/word/2018/wordml/cex" xmlns:w16cid="http://schemas.microsoft.com/office/word/2016/wordml/cid" xmlns:w16="http://schemas.microsoft.com/office/word/2018/wordml" xmlns:w16sdtdh="http://schemas.microsoft.com/office/word/2020/wordml/sdtdatahash" xmlns:w16sdtfl="http://schemas.microsoft.com/office/word/2024/wordml/sdtformatlock" xmlns:w16se="http://schemas.microsoft.com/office/word/2015/wordml/symex" xmlns:w16du="http://schemas.microsoft.com/office/word/2023/wordml/word16du" xmlns:wne="http://schemas.microsoft.com/office/word/2006/wordml" mc:Ignorable="w14 w15 w16se w16cid w16 w16cex w16sdtdh w16sdtfl w16du wp14">
   <w:endnote w:type="separator" w:id="-1">
     <w:p>
       <w:r>
@@ -4418,7 +4586,7 @@
 </file>
 
 <file path=word/footnotes.xml><?xml version="1.0" encoding="utf-8"?>
-<w:footnotes xmlns:wpc="http://schemas.microsoft.com/office/word/2010/wordprocessingCanvas" xmlns:cx="http://schemas.microsoft.com/office/drawing/2014/chartex" xmlns:cx1="http://schemas.microsoft.com/office/drawing/2015/9/8/chartex" xmlns:cx2="http://schemas.microsoft.com/office/drawing/2015/10/21/chartex" xmlns:cx3="http://schemas.microsoft.com/office/drawing/2016/5/9/chartex" xmlns:cx4="http://schemas.microsoft.com/office/drawing/2016/5/10/chartex" xmlns:cx5="http://schemas.microsoft.com/office/drawing/2016/5/11/chartex" xmlns:cx6="http://schemas.microsoft.com/office/drawing/2016/5/12/chartex" xmlns:cx7="http://schemas.microsoft.com/office/drawing/2016/5/13/chartex" xmlns:cx8="http://schemas.microsoft.com/office/drawing/2016/5/14/chartex" xmlns:mc="http://schemas.openxmlformats.org/markup-compatibility/2006" xmlns:aink="http://schemas.microsoft.com/office/drawing/2016/ink" xmlns:am3d="http://schemas.microsoft.com/office/drawing/2017/model3d" xmlns:o="urn:schemas-microsoft-com:office:office" xmlns:oel="http://schemas.microsoft.com/office/2019/extlst" xmlns:r="http://schemas.openxmlformats.org/officeDocument/2006/relationships" xmlns:m="http://schemas.openxmlformats.org/officeDocument/2006/math" xmlns:v="urn:schemas-microsoft-com:vml" xmlns:wp14="http://schemas.microsoft.com/office/word/2010/wordprocessingDrawing" xmlns:wp="http://schemas.openxmlformats.org/drawingml/2006/wordprocessingDrawing" xmlns:w10="urn:schemas-microsoft-com:office:word" xmlns:w="http://schemas.openxmlformats.org/wordprocessingml/2006/main" xmlns:w14="http://schemas.microsoft.com/office/word/2010/wordml" xmlns:w15="http://schemas.microsoft.com/office/word/2012/wordml" xmlns:w16cex="http://schemas.microsoft.com/office/word/2018/wordml/cex" xmlns:w16cid="http://schemas.microsoft.com/office/word/2016/wordml/cid" xmlns:w16="http://schemas.microsoft.com/office/word/2018/wordml" xmlns:w16du="http://schemas.microsoft.com/office/word/2023/wordml/word16du" xmlns:w16sdtdh="http://schemas.microsoft.com/office/word/2020/wordml/sdtdatahash" xmlns:w16sdtfl="http://schemas.microsoft.com/office/word/2024/wordml/sdtformatlock" xmlns:w16se="http://schemas.microsoft.com/office/word/2015/wordml/symex" xmlns:wpg="http://schemas.microsoft.com/office/word/2010/wordprocessingGroup" xmlns:wpi="http://schemas.microsoft.com/office/word/2010/wordprocessingInk" xmlns:wne="http://schemas.microsoft.com/office/word/2006/wordml" xmlns:wps="http://schemas.microsoft.com/office/word/2010/wordprocessingShape" mc:Ignorable="w14 w15 w16se w16cid w16 w16cex w16sdtdh w16sdtfl w16du wp14">
+<w:footnotes xmlns:wpc="http://schemas.microsoft.com/office/word/2010/wordprocessingCanvas" xmlns:cx="http://schemas.microsoft.com/office/drawing/2014/chartex" xmlns:cx1="http://schemas.microsoft.com/office/drawing/2015/9/8/chartex" xmlns:cx2="http://schemas.microsoft.com/office/drawing/2015/10/21/chartex" xmlns:cx3="http://schemas.microsoft.com/office/drawing/2016/5/9/chartex" xmlns:cx4="http://schemas.microsoft.com/office/drawing/2016/5/10/chartex" xmlns:cx5="http://schemas.microsoft.com/office/drawing/2016/5/11/chartex" xmlns:cx6="http://schemas.microsoft.com/office/drawing/2016/5/12/chartex" xmlns:cx7="http://schemas.microsoft.com/office/drawing/2016/5/13/chartex" xmlns:cx8="http://schemas.microsoft.com/office/drawing/2016/5/14/chartex" xmlns:mc="http://schemas.openxmlformats.org/markup-compatibility/2006" xmlns:m="http://schemas.openxmlformats.org/officeDocument/2006/math" xmlns:aink="http://schemas.microsoft.com/office/drawing/2016/ink" xmlns:am3d="http://schemas.microsoft.com/office/drawing/2017/model3d" xmlns:oel="http://schemas.microsoft.com/office/2019/extlst" xmlns:r="http://schemas.openxmlformats.org/officeDocument/2006/relationships" xmlns:wp14="http://schemas.microsoft.com/office/word/2010/wordprocessingDrawing" xmlns:wp="http://schemas.openxmlformats.org/drawingml/2006/wordprocessingDrawing" xmlns:wpg="http://schemas.microsoft.com/office/word/2010/wordprocessingGroup" xmlns:wpi="http://schemas.microsoft.com/office/word/2010/wordprocessingInk" xmlns:wps="http://schemas.microsoft.com/office/word/2010/wordprocessingShape" xmlns:o="urn:schemas-microsoft-com:office:office" xmlns:v="urn:schemas-microsoft-com:vml" xmlns:w10="urn:schemas-microsoft-com:office:word" xmlns:w="http://schemas.openxmlformats.org/wordprocessingml/2006/main" xmlns:w14="http://schemas.microsoft.com/office/word/2010/wordml" xmlns:w15="http://schemas.microsoft.com/office/word/2012/wordml" xmlns:w16cei="http://schemas.microsoft.com/office/word/2026/wordml/cei" xmlns:w16cex="http://schemas.microsoft.com/office/word/2018/wordml/cex" xmlns:w16cid="http://schemas.microsoft.com/office/word/2016/wordml/cid" xmlns:w16="http://schemas.microsoft.com/office/word/2018/wordml" xmlns:w16sdtdh="http://schemas.microsoft.com/office/word/2020/wordml/sdtdatahash" xmlns:w16sdtfl="http://schemas.microsoft.com/office/word/2024/wordml/sdtformatlock" xmlns:w16se="http://schemas.microsoft.com/office/word/2015/wordml/symex" xmlns:w16du="http://schemas.microsoft.com/office/word/2023/wordml/word16du" xmlns:wne="http://schemas.microsoft.com/office/word/2006/wordml" mc:Ignorable="w14 w15 w16se w16cid w16 w16cex w16sdtdh w16sdtfl w16du wp14">
   <w:footnote w:type="separator" w:id="-1">
     <w:p>
       <w:r>
@@ -4437,7 +4605,7 @@
 </file>
 
 <file path=word/numbering.xml><?xml version="1.0" encoding="utf-8"?>
-<w:numbering xmlns:wpc="http://schemas.microsoft.com/office/word/2010/wordprocessingCanvas" xmlns:cx="http://schemas.microsoft.com/office/drawing/2014/chartex" xmlns:cx1="http://schemas.microsoft.com/office/drawing/2015/9/8/chartex" xmlns:cx2="http://schemas.microsoft.com/office/drawing/2015/10/21/chartex" xmlns:cx3="http://schemas.microsoft.com/office/drawing/2016/5/9/chartex" xmlns:cx4="http://schemas.microsoft.com/office/drawing/2016/5/10/chartex" xmlns:cx5="http://schemas.microsoft.com/office/drawing/2016/5/11/chartex" xmlns:cx6="http://schemas.microsoft.com/office/drawing/2016/5/12/chartex" xmlns:cx7="http://schemas.microsoft.com/office/drawing/2016/5/13/chartex" xmlns:cx8="http://schemas.microsoft.com/office/drawing/2016/5/14/chartex" xmlns:mc="http://schemas.openxmlformats.org/markup-compatibility/2006" xmlns:aink="http://schemas.microsoft.com/office/drawing/2016/ink" xmlns:am3d="http://schemas.microsoft.com/office/drawing/2017/model3d" xmlns:o="urn:schemas-microsoft-com:office:office" xmlns:oel="http://schemas.microsoft.com/office/2019/extlst" xmlns:r="http://schemas.openxmlformats.org/officeDocument/2006/relationships" xmlns:m="http://schemas.openxmlformats.org/officeDocument/2006/math" xmlns:v="urn:schemas-microsoft-com:vml" xmlns:wp14="http://schemas.microsoft.com/office/word/2010/wordprocessingDrawing" xmlns:wp="http://schemas.openxmlformats.org/drawingml/2006/wordprocessingDrawing" xmlns:w10="urn:schemas-microsoft-com:office:word" xmlns:w="http://schemas.openxmlformats.org/wordprocessingml/2006/main" xmlns:w14="http://schemas.microsoft.com/office/word/2010/wordml" xmlns:w15="http://schemas.microsoft.com/office/word/2012/wordml" xmlns:w16cex="http://schemas.microsoft.com/office/word/2018/wordml/cex" xmlns:w16cid="http://schemas.microsoft.com/office/word/2016/wordml/cid" xmlns:w16="http://schemas.microsoft.com/office/word/2018/wordml" xmlns:w16du="http://schemas.microsoft.com/office/word/2023/wordml/word16du" xmlns:w16sdtdh="http://schemas.microsoft.com/office/word/2020/wordml/sdtdatahash" xmlns:w16sdtfl="http://schemas.microsoft.com/office/word/2024/wordml/sdtformatlock" xmlns:w16se="http://schemas.microsoft.com/office/word/2015/wordml/symex" xmlns:wpg="http://schemas.microsoft.com/office/word/2010/wordprocessingGroup" xmlns:wpi="http://schemas.microsoft.com/office/word/2010/wordprocessingInk" xmlns:wne="http://schemas.microsoft.com/office/word/2006/wordml" xmlns:wps="http://schemas.microsoft.com/office/word/2010/wordprocessingShape" mc:Ignorable="w14 w15 w16se w16cid w16 w16cex w16sdtdh w16sdtfl w16du wp14">
+<w:numbering xmlns:wpc="http://schemas.microsoft.com/office/word/2010/wordprocessingCanvas" xmlns:cx="http://schemas.microsoft.com/office/drawing/2014/chartex" xmlns:cx1="http://schemas.microsoft.com/office/drawing/2015/9/8/chartex" xmlns:cx2="http://schemas.microsoft.com/office/drawing/2015/10/21/chartex" xmlns:cx3="http://schemas.microsoft.com/office/drawing/2016/5/9/chartex" xmlns:cx4="http://schemas.microsoft.com/office/drawing/2016/5/10/chartex" xmlns:cx5="http://schemas.microsoft.com/office/drawing/2016/5/11/chartex" xmlns:cx6="http://schemas.microsoft.com/office/drawing/2016/5/12/chartex" xmlns:cx7="http://schemas.microsoft.com/office/drawing/2016/5/13/chartex" xmlns:cx8="http://schemas.microsoft.com/office/drawing/2016/5/14/chartex" xmlns:mc="http://schemas.openxmlformats.org/markup-compatibility/2006" xmlns:m="http://schemas.openxmlformats.org/officeDocument/2006/math" xmlns:aink="http://schemas.microsoft.com/office/drawing/2016/ink" xmlns:am3d="http://schemas.microsoft.com/office/drawing/2017/model3d" xmlns:oel="http://schemas.microsoft.com/office/2019/extlst" xmlns:r="http://schemas.openxmlformats.org/officeDocument/2006/relationships" xmlns:wp14="http://schemas.microsoft.com/office/word/2010/wordprocessingDrawing" xmlns:wp="http://schemas.openxmlformats.org/drawingml/2006/wordprocessingDrawing" xmlns:wpg="http://schemas.microsoft.com/office/word/2010/wordprocessingGroup" xmlns:wpi="http://schemas.microsoft.com/office/word/2010/wordprocessingInk" xmlns:wps="http://schemas.microsoft.com/office/word/2010/wordprocessingShape" xmlns:o="urn:schemas-microsoft-com:office:office" xmlns:v="urn:schemas-microsoft-com:vml" xmlns:w10="urn:schemas-microsoft-com:office:word" xmlns:w="http://schemas.openxmlformats.org/wordprocessingml/2006/main" xmlns:w14="http://schemas.microsoft.com/office/word/2010/wordml" xmlns:w15="http://schemas.microsoft.com/office/word/2012/wordml" xmlns:w16cei="http://schemas.microsoft.com/office/word/2026/wordml/cei" xmlns:w16cex="http://schemas.microsoft.com/office/word/2018/wordml/cex" xmlns:w16cid="http://schemas.microsoft.com/office/word/2016/wordml/cid" xmlns:w16="http://schemas.microsoft.com/office/word/2018/wordml" xmlns:w16sdtdh="http://schemas.microsoft.com/office/word/2020/wordml/sdtdatahash" xmlns:w16sdtfl="http://schemas.microsoft.com/office/word/2024/wordml/sdtformatlock" xmlns:w16se="http://schemas.microsoft.com/office/word/2015/wordml/symex" xmlns:w16du="http://schemas.microsoft.com/office/word/2023/wordml/word16du" xmlns:wne="http://schemas.microsoft.com/office/word/2006/wordml" mc:Ignorable="w14 w15 w16se w16cid w16 w16cex w16sdtdh w16sdtfl w16du wp14">
   <w:abstractNum w:abstractNumId="0" w15:restartNumberingAfterBreak="0">
     <w:nsid w:val="1D1146B0"/>
     <w:multiLevelType w:val="hybridMultilevel"/>
@@ -5576,7 +5744,7 @@
 </file>
 
 <file path=word/styles.xml><?xml version="1.0" encoding="utf-8"?>
-<w:styles xmlns:mc="http://schemas.openxmlformats.org/markup-compatibility/2006" xmlns:r="http://schemas.openxmlformats.org/officeDocument/2006/relationships" xmlns:w="http://schemas.openxmlformats.org/wordprocessingml/2006/main" xmlns:w14="http://schemas.microsoft.com/office/word/2010/wordml" xmlns:w15="http://schemas.microsoft.com/office/word/2012/wordml" xmlns:w16cex="http://schemas.microsoft.com/office/word/2018/wordml/cex" xmlns:w16cid="http://schemas.microsoft.com/office/word/2016/wordml/cid" xmlns:w16="http://schemas.microsoft.com/office/word/2018/wordml" xmlns:w16du="http://schemas.microsoft.com/office/word/2023/wordml/word16du" xmlns:w16sdtdh="http://schemas.microsoft.com/office/word/2020/wordml/sdtdatahash" xmlns:w16sdtfl="http://schemas.microsoft.com/office/word/2024/wordml/sdtformatlock" xmlns:w16se="http://schemas.microsoft.com/office/word/2015/wordml/symex" mc:Ignorable="w14 w15 w16se w16cid w16 w16cex w16sdtdh w16sdtfl w16du">
+<w:styles xmlns:mc="http://schemas.openxmlformats.org/markup-compatibility/2006" xmlns:r="http://schemas.openxmlformats.org/officeDocument/2006/relationships" xmlns:w="http://schemas.openxmlformats.org/wordprocessingml/2006/main" xmlns:w14="http://schemas.microsoft.com/office/word/2010/wordml" xmlns:w15="http://schemas.microsoft.com/office/word/2012/wordml" xmlns:w16cex="http://schemas.microsoft.com/office/word/2018/wordml/cex" xmlns:w16cid="http://schemas.microsoft.com/office/word/2016/wordml/cid" xmlns:w16="http://schemas.microsoft.com/office/word/2018/wordml" xmlns:w16sdtdh="http://schemas.microsoft.com/office/word/2020/wordml/sdtdatahash" xmlns:w16sdtfl="http://schemas.microsoft.com/office/word/2024/wordml/sdtformatlock" xmlns:w16se="http://schemas.microsoft.com/office/word/2015/wordml/symex" xmlns:w16du="http://schemas.microsoft.com/office/word/2023/wordml/word16du" mc:Ignorable="w14 w15 w16se w16cid w16 w16cex w16sdtdh w16sdtfl w16du">
   <w:docDefaults>
     <w:rPrDefault>
       <w:rPr>
@@ -5978,6 +6146,7 @@
   <w:style w:type="character" w:default="1" w:styleId="a0">
     <w:name w:val="Default Paragraph Font"/>
     <w:uiPriority w:val="1"/>
+    <w:semiHidden/>
     <w:unhideWhenUsed/>
   </w:style>
   <w:style w:type="table" w:default="1" w:styleId="a1">
@@ -6131,6 +6300,25 @@
     <w:rPr>
       <w:color w:val="605E5C"/>
       <w:shd w:val="clear" w:color="auto" w:fill="E1DFDD"/>
+    </w:rPr>
+  </w:style>
+  <w:style w:type="paragraph" w:styleId="ac">
+    <w:name w:val="Normal (Web)"/>
+    <w:basedOn w:val="a"/>
+    <w:uiPriority w:val="99"/>
+    <w:semiHidden/>
+    <w:unhideWhenUsed/>
+    <w:rsid w:val="005A1604"/>
+    <w:pPr>
+      <w:widowControl/>
+      <w:spacing w:before="100" w:beforeAutospacing="1" w:after="100" w:afterAutospacing="1"/>
+      <w:jc w:val="left"/>
+    </w:pPr>
+    <w:rPr>
+      <w:rFonts w:ascii="宋体" w:eastAsia="宋体" w:hAnsi="宋体" w:cs="宋体"/>
+      <w:kern w:val="0"/>
+      <w:sz w:val="24"/>
+      <w:szCs w:val="24"/>
     </w:rPr>
   </w:style>
 </w:styles>
